--- a/docs/manual/dist/CGA User Manual (zh-CN).docx
+++ b/docs/manual/dist/CGA User Manual (zh-CN).docx
@@ -15,17 +15,6 @@
           <w:sz w:val="48"/>
         </w:rPr>
         <w:t>CGA Studio 用户手册</w:t>
-      </w:r>
-    </w:p>
-    <w:p>
-      <w:r>
-        <w:rPr>
-          <w:rFonts w:ascii="Microsoft YaHei" w:hAnsi="Microsoft YaHei" w:eastAsia="Microsoft YaHei"/>
-          <w:b w:val="0"/>
-          <w:i w:val="0"/>
-          <w:sz w:val="21"/>
-        </w:rPr>
-        <w:t>状态：内容创建完成，等待执行验证</w:t>
       </w:r>
     </w:p>
     <w:p>
@@ -52,21 +41,6 @@
     </w:p>
     <w:p>
       <w:pPr>
-        <w:spacing w:before="80" w:after="160"/>
-        <w:ind w:left="288" w:right="288"/>
-      </w:pPr>
-      <w:r>
-        <w:rPr>
-          <w:rFonts w:ascii="Microsoft YaHei" w:hAnsi="Microsoft YaHei" w:eastAsia="Microsoft YaHei"/>
-          <w:i/>
-          <w:color w:val="5F6368"/>
-          <w:sz w:val="19"/>
-        </w:rPr>
-        <w:t>在浏览器中检查了机器人创建屏幕上的基本信息、NLU方法、模型和答案方法字段。实际保存、创建、学习和执行结果尚未确认的函数单独显示在[函数验证表](../cga-manual-verification-matrix.md)中。</w:t>
-      </w:r>
-    </w:p>
-    <w:p>
-      <w:pPr>
         <w:pStyle w:val="Heading1"/>
       </w:pPr>
       <w:r>
@@ -130,17 +104,6 @@
           <w:sz w:val="21"/>
         </w:rPr>
         <w:t>登录后，进入CGA Studio屏幕。</w:t>
-      </w:r>
-    </w:p>
-    <w:p>
-      <w:r>
-        <w:rPr>
-          <w:rFonts w:ascii="Microsoft YaHei" w:hAnsi="Microsoft YaHei" w:eastAsia="Microsoft YaHei"/>
-          <w:b w:val="0"/>
-          <w:i w:val="0"/>
-          <w:sz w:val="21"/>
-        </w:rPr>
-        <w:t>实际的登录成功画面和各权限的移动路径是在浏览器验证后确认的。</w:t>
       </w:r>
     </w:p>
     <w:p>
@@ -1708,17 +1671,6 @@
           <w:sz w:val="21"/>
         </w:rPr>
         <w:t>API 菜单是管理与机器人或版本的对话处理相关的 API 信息的区域。</w:t>
-      </w:r>
-    </w:p>
-    <w:p>
-      <w:r>
-        <w:rPr>
-          <w:rFonts w:ascii="Microsoft YaHei" w:hAnsi="Microsoft YaHei" w:eastAsia="Microsoft YaHei"/>
-          <w:b w:val="0"/>
-          <w:i w:val="0"/>
-          <w:sz w:val="21"/>
-        </w:rPr>
-        <w:t>访问路径为`Studio &gt; API`或`机器人 &gt; 版本 &gt; API`。修改 API 时，请检查请求项、响应项、关联意图和身份验证设置。实际的外部互连测试和操作连接结果需要单独验证。</w:t>
       </w:r>
     </w:p>
     <w:p>
@@ -2404,17 +2356,6 @@
       </w:r>
     </w:p>
     <w:p>
-      <w:r>
-        <w:rPr>
-          <w:rFonts w:ascii="Microsoft YaHei" w:hAnsi="Microsoft YaHei" w:eastAsia="Microsoft YaHei"/>
-          <w:b w:val="0"/>
-          <w:i w:val="0"/>
-          <w:sz w:val="21"/>
-        </w:rPr>
-        <w:t>管理员菜单中各权限的详细操作均由各实际角色的浏览器验证后确认。</w:t>
-      </w:r>
-    </w:p>
-    <w:p>
       <w:pPr>
         <w:pStyle w:val="Heading2"/>
       </w:pPr>
@@ -3349,16 +3290,14 @@
       </w:r>
     </w:p>
     <w:p>
-      <w:pPr>
-        <w:pStyle w:val="ListNumber"/>
-        <w:spacing w:after="80"/>
-      </w:pPr>
       <w:r>
         <w:rPr>
           <w:rFonts w:ascii="Microsoft YaHei" w:hAnsi="Microsoft YaHei" w:eastAsia="Microsoft YaHei"/>
+          <w:b w:val="0"/>
+          <w:i w:val="0"/>
           <w:sz w:val="21"/>
         </w:rPr>
-        <w:t>验证机器人、操作版本和频道信息是否与目标受众匹配。</w:t>
+        <w:t>训练请求会进入 Queue，并由独立 Worker 异步处理。ML 和 Semantic 训练可能因数据量及运行环境而超过三分钟；请在训练历史显示成功或已训练状态后再进行测试。</w:t>
       </w:r>
     </w:p>
     <w:p>
@@ -3661,7 +3600,7 @@
           <w:i w:val="0"/>
           <w:sz w:val="21"/>
         </w:rPr>
-        <w:t>验证机器人甚至显示了队列注册消息，但刷新后，`未训练` 状态仍然存在，并且没有创建学习历史记录。</w:t>
+        <w:t>训练请求会进入 Queue，并由独立 Worker 异步处理。ML 和 Semantic 训练可能因数据量及运行环境而超过三分钟；请在训练历史显示成功或已训练状态后再进行测试。</w:t>
       </w:r>
     </w:p>
     <w:p>
@@ -4416,19 +4355,6 @@
         <w:t>[CGA NLU使用指南](../cga-nlu-guide/README.md)</w:t>
       </w:r>
     </w:p>
-    <w:p>
-      <w:pPr>
-        <w:pStyle w:val="ListBullet"/>
-        <w:spacing w:after="80"/>
-      </w:pPr>
-      <w:r>
-        <w:rPr>
-          <w:rFonts w:ascii="Microsoft YaHei" w:hAnsi="Microsoft YaHei" w:eastAsia="Microsoft YaHei"/>
-          <w:sz w:val="21"/>
-        </w:rPr>
-        <w:t>[功能验证表](../cga-manual-verification-matrix.md)</w:t>
-      </w:r>
-    </w:p>
     <w:sectPr>
       <w:headerReference w:type="default" r:id="rId9"/>
       <w:footerReference w:type="default" r:id="rId10"/>

--- a/docs/manual/dist/CGA User Manual (zh-CN).docx
+++ b/docs/manual/dist/CGA User Manual (zh-CN).docx
@@ -36,7 +36,43 @@
           <w:i w:val="0"/>
           <w:sz w:val="21"/>
         </w:rPr>
-        <w:t>本文档介绍了 CGA Studio 的菜单和工作流程。如果您是第一次使用，请先阅读[CGA入门](../cga-getting-started/README.md)，并参考[CGA NLU使用指南](../cga-nlu-guide/README.md)进行引擎选择、学习和质量提升。</w:t>
+        <w:t>本文档介绍了 CGA Studio 的菜单和工作流程。如果您是第一次使用，请先阅读</w:t>
+      </w:r>
+      <w:r>
+        <w:rPr>
+          <w:rFonts w:ascii="Microsoft YaHei" w:hAnsi="Microsoft YaHei" w:eastAsia="Microsoft YaHei"/>
+          <w:b w:val="0"/>
+          <w:i w:val="0"/>
+          <w:sz w:val="21"/>
+        </w:rPr>
+        <w:t>CGA入门</w:t>
+      </w:r>
+      <w:r>
+        <w:rPr>
+          <w:rFonts w:ascii="Microsoft YaHei" w:hAnsi="Microsoft YaHei" w:eastAsia="Microsoft YaHei"/>
+          <w:b w:val="0"/>
+          <w:i w:val="0"/>
+          <w:sz w:val="21"/>
+        </w:rPr>
+        <w:t>，并参考</w:t>
+      </w:r>
+      <w:r>
+        <w:rPr>
+          <w:rFonts w:ascii="Microsoft YaHei" w:hAnsi="Microsoft YaHei" w:eastAsia="Microsoft YaHei"/>
+          <w:b w:val="0"/>
+          <w:i w:val="0"/>
+          <w:sz w:val="21"/>
+        </w:rPr>
+        <w:t>CGA NLU使用指南</w:t>
+      </w:r>
+      <w:r>
+        <w:rPr>
+          <w:rFonts w:ascii="Microsoft YaHei" w:hAnsi="Microsoft YaHei" w:eastAsia="Microsoft YaHei"/>
+          <w:b w:val="0"/>
+          <w:i w:val="0"/>
+          <w:sz w:val="21"/>
+        </w:rPr>
+        <w:t>进行引擎选择、学习和质量提升。</w:t>
       </w:r>
     </w:p>
     <w:p>
@@ -69,41 +105,47 @@
     </w:p>
     <w:p>
       <w:pPr>
-        <w:pStyle w:val="ListNumber"/>
         <w:spacing w:after="80"/>
-      </w:pPr>
-      <w:r>
-        <w:rPr>
-          <w:rFonts w:ascii="Microsoft YaHei" w:hAnsi="Microsoft YaHei" w:eastAsia="Microsoft YaHei"/>
-          <w:sz w:val="21"/>
-        </w:rPr>
-        <w:t>打开 CGA Studio 登录屏幕。</w:t>
+        <w:ind w:left="360" w:hanging="288"/>
+      </w:pPr>
+      <w:r>
+        <w:rPr>
+          <w:rFonts w:ascii="Microsoft YaHei" w:hAnsi="Microsoft YaHei" w:eastAsia="Microsoft YaHei"/>
+          <w:b w:val="0"/>
+          <w:i w:val="0"/>
+          <w:sz w:val="21"/>
+        </w:rPr>
+        <w:t>1. 打开 CGA Studio 登录屏幕。</w:t>
       </w:r>
     </w:p>
     <w:p>
       <w:pPr>
-        <w:pStyle w:val="ListNumber"/>
         <w:spacing w:after="80"/>
-      </w:pPr>
-      <w:r>
-        <w:rPr>
-          <w:rFonts w:ascii="Microsoft YaHei" w:hAnsi="Microsoft YaHei" w:eastAsia="Microsoft YaHei"/>
-          <w:sz w:val="21"/>
-        </w:rPr>
-        <w:t>输入您的帐户信息。</w:t>
+        <w:ind w:left="360" w:hanging="288"/>
+      </w:pPr>
+      <w:r>
+        <w:rPr>
+          <w:rFonts w:ascii="Microsoft YaHei" w:hAnsi="Microsoft YaHei" w:eastAsia="Microsoft YaHei"/>
+          <w:b w:val="0"/>
+          <w:i w:val="0"/>
+          <w:sz w:val="21"/>
+        </w:rPr>
+        <w:t>2. 输入您的帐户信息。</w:t>
       </w:r>
     </w:p>
     <w:p>
       <w:pPr>
-        <w:pStyle w:val="ListNumber"/>
         <w:spacing w:after="80"/>
-      </w:pPr>
-      <w:r>
-        <w:rPr>
-          <w:rFonts w:ascii="Microsoft YaHei" w:hAnsi="Microsoft YaHei" w:eastAsia="Microsoft YaHei"/>
-          <w:sz w:val="21"/>
-        </w:rPr>
-        <w:t>登录后，进入CGA Studio屏幕。</w:t>
+        <w:ind w:left="360" w:hanging="288"/>
+      </w:pPr>
+      <w:r>
+        <w:rPr>
+          <w:rFonts w:ascii="Microsoft YaHei" w:hAnsi="Microsoft YaHei" w:eastAsia="Microsoft YaHei"/>
+          <w:b w:val="0"/>
+          <w:i w:val="0"/>
+          <w:sz w:val="21"/>
+        </w:rPr>
+        <w:t>3. 登录后，进入CGA Studio屏幕。</w:t>
       </w:r>
     </w:p>
     <w:p>
@@ -128,9 +170,20 @@
       <w:r>
         <w:rPr>
           <w:rFonts w:ascii="Microsoft YaHei" w:hAnsi="Microsoft YaHei" w:eastAsia="Microsoft YaHei"/>
-          <w:sz w:val="21"/>
-        </w:rPr>
-        <w:t>`机器人`：提供通话服务的单位</w:t>
+          <w:b/>
+          <w:i w:val="0"/>
+          <w:sz w:val="21"/>
+        </w:rPr>
+        <w:t>机器人</w:t>
+      </w:r>
+      <w:r>
+        <w:rPr>
+          <w:rFonts w:ascii="Microsoft YaHei" w:hAnsi="Microsoft YaHei" w:eastAsia="Microsoft YaHei"/>
+          <w:b w:val="0"/>
+          <w:i w:val="0"/>
+          <w:sz w:val="21"/>
+        </w:rPr>
+        <w:t>：提供通话服务的单位</w:t>
       </w:r>
     </w:p>
     <w:p>
@@ -141,9 +194,20 @@
       <w:r>
         <w:rPr>
           <w:rFonts w:ascii="Microsoft YaHei" w:hAnsi="Microsoft YaHei" w:eastAsia="Microsoft YaHei"/>
-          <w:sz w:val="21"/>
-        </w:rPr>
-        <w:t>`版本`：管理机器人配置和训练资产的执行单元。</w:t>
+          <w:b/>
+          <w:i w:val="0"/>
+          <w:sz w:val="21"/>
+        </w:rPr>
+        <w:t>版本</w:t>
+      </w:r>
+      <w:r>
+        <w:rPr>
+          <w:rFonts w:ascii="Microsoft YaHei" w:hAnsi="Microsoft YaHei" w:eastAsia="Microsoft YaHei"/>
+          <w:b w:val="0"/>
+          <w:i w:val="0"/>
+          <w:sz w:val="21"/>
+        </w:rPr>
+        <w:t>：管理机器人配置和训练资产的执行单元。</w:t>
       </w:r>
     </w:p>
     <w:p>
@@ -154,9 +218,20 @@
       <w:r>
         <w:rPr>
           <w:rFonts w:ascii="Microsoft YaHei" w:hAnsi="Microsoft YaHei" w:eastAsia="Microsoft YaHei"/>
-          <w:sz w:val="21"/>
-        </w:rPr>
-        <w:t>`NLU 方式`：一种将用户话语解释为意图或含义的方法</w:t>
+          <w:b/>
+          <w:i w:val="0"/>
+          <w:sz w:val="21"/>
+        </w:rPr>
+        <w:t>NLU 方式</w:t>
+      </w:r>
+      <w:r>
+        <w:rPr>
+          <w:rFonts w:ascii="Microsoft YaHei" w:hAnsi="Microsoft YaHei" w:eastAsia="Microsoft YaHei"/>
+          <w:b w:val="0"/>
+          <w:i w:val="0"/>
+          <w:sz w:val="21"/>
+        </w:rPr>
+        <w:t>：一种将用户话语解释为意图或含义的方法</w:t>
       </w:r>
     </w:p>
     <w:p>
@@ -167,9 +242,20 @@
       <w:r>
         <w:rPr>
           <w:rFonts w:ascii="Microsoft YaHei" w:hAnsi="Microsoft YaHei" w:eastAsia="Microsoft YaHei"/>
-          <w:sz w:val="21"/>
-        </w:rPr>
-        <w:t>`回答方式`：根据分类结果生成或检索答案的方法</w:t>
+          <w:b/>
+          <w:i w:val="0"/>
+          <w:sz w:val="21"/>
+        </w:rPr>
+        <w:t>回答方式</w:t>
+      </w:r>
+      <w:r>
+        <w:rPr>
+          <w:rFonts w:ascii="Microsoft YaHei" w:hAnsi="Microsoft YaHei" w:eastAsia="Microsoft YaHei"/>
+          <w:b w:val="0"/>
+          <w:i w:val="0"/>
+          <w:sz w:val="21"/>
+        </w:rPr>
+        <w:t>：根据分类结果生成或检索答案的方法</w:t>
       </w:r>
     </w:p>
     <w:p>
@@ -180,9 +266,20 @@
       <w:r>
         <w:rPr>
           <w:rFonts w:ascii="Microsoft YaHei" w:hAnsi="Microsoft YaHei" w:eastAsia="Microsoft YaHei"/>
-          <w:sz w:val="21"/>
-        </w:rPr>
-        <w:t>`训练`：反映来自 ML 机器人或选定执行引擎的数据</w:t>
+          <w:b/>
+          <w:i w:val="0"/>
+          <w:sz w:val="21"/>
+        </w:rPr>
+        <w:t>训练</w:t>
+      </w:r>
+      <w:r>
+        <w:rPr>
+          <w:rFonts w:ascii="Microsoft YaHei" w:hAnsi="Microsoft YaHei" w:eastAsia="Microsoft YaHei"/>
+          <w:b w:val="0"/>
+          <w:i w:val="0"/>
+          <w:sz w:val="21"/>
+        </w:rPr>
+        <w:t>：反映来自 ML 机器人或选定执行引擎的数据</w:t>
       </w:r>
     </w:p>
     <w:p>
@@ -218,6 +315,8 @@
       <w:r>
         <w:rPr>
           <w:rFonts w:ascii="Microsoft YaHei" w:hAnsi="Microsoft YaHei" w:eastAsia="Microsoft YaHei"/>
+          <w:b w:val="0"/>
+          <w:i w:val="0"/>
           <w:sz w:val="21"/>
         </w:rPr>
         <w:t>语言</w:t>
@@ -231,6 +330,8 @@
       <w:r>
         <w:rPr>
           <w:rFonts w:ascii="Microsoft YaHei" w:hAnsi="Microsoft YaHei" w:eastAsia="Microsoft YaHei"/>
+          <w:b w:val="0"/>
+          <w:i w:val="0"/>
           <w:sz w:val="21"/>
         </w:rPr>
         <w:t>NLU方法</w:t>
@@ -244,6 +345,8 @@
       <w:r>
         <w:rPr>
           <w:rFonts w:ascii="Microsoft YaHei" w:hAnsi="Microsoft YaHei" w:eastAsia="Microsoft YaHei"/>
+          <w:b w:val="0"/>
+          <w:i w:val="0"/>
           <w:sz w:val="21"/>
         </w:rPr>
         <w:t>NLU 模型</w:t>
@@ -257,6 +360,8 @@
       <w:r>
         <w:rPr>
           <w:rFonts w:ascii="Microsoft YaHei" w:hAnsi="Microsoft YaHei" w:eastAsia="Microsoft YaHei"/>
+          <w:b w:val="0"/>
+          <w:i w:val="0"/>
           <w:sz w:val="21"/>
         </w:rPr>
         <w:t>响应方法</w:t>
@@ -270,6 +375,8 @@
       <w:r>
         <w:rPr>
           <w:rFonts w:ascii="Microsoft YaHei" w:hAnsi="Microsoft YaHei" w:eastAsia="Microsoft YaHei"/>
+          <w:b w:val="0"/>
+          <w:i w:val="0"/>
           <w:sz w:val="21"/>
         </w:rPr>
         <w:t>LLM 提供者或模型</w:t>
@@ -283,6 +390,8 @@
       <w:r>
         <w:rPr>
           <w:rFonts w:ascii="Microsoft YaHei" w:hAnsi="Microsoft YaHei" w:eastAsia="Microsoft YaHei"/>
+          <w:b w:val="0"/>
+          <w:i w:val="0"/>
           <w:sz w:val="21"/>
         </w:rPr>
         <w:t>版本</w:t>
@@ -296,7 +405,61 @@
           <w:i w:val="0"/>
           <w:sz w:val="21"/>
         </w:rPr>
-        <w:t>如果更改 NLU 方法或答案方法，可选择的模型和附加设置项目可能会更改。检查屏幕的组合状态是否为`可运行/训练`或`只能保存设置`，然后决定下一步操作。如果您是第一次使用，请不要在未检查组合状态的情况下选择`确认`。</w:t>
+        <w:t>如果更改 NLU 方法或答案方法，可选择的模型和附加设置项目可能会更改。检查屏幕的组合状态是否为</w:t>
+      </w:r>
+      <w:r>
+        <w:rPr>
+          <w:rFonts w:ascii="Microsoft YaHei" w:hAnsi="Microsoft YaHei" w:eastAsia="Microsoft YaHei"/>
+          <w:b/>
+          <w:i w:val="0"/>
+          <w:sz w:val="21"/>
+        </w:rPr>
+        <w:t>可运行/训练</w:t>
+      </w:r>
+      <w:r>
+        <w:rPr>
+          <w:rFonts w:ascii="Microsoft YaHei" w:hAnsi="Microsoft YaHei" w:eastAsia="Microsoft YaHei"/>
+          <w:b w:val="0"/>
+          <w:i w:val="0"/>
+          <w:sz w:val="21"/>
+        </w:rPr>
+        <w:t>或</w:t>
+      </w:r>
+      <w:r>
+        <w:rPr>
+          <w:rFonts w:ascii="Microsoft YaHei" w:hAnsi="Microsoft YaHei" w:eastAsia="Microsoft YaHei"/>
+          <w:b/>
+          <w:i w:val="0"/>
+          <w:sz w:val="21"/>
+        </w:rPr>
+        <w:t>只能保存设置</w:t>
+      </w:r>
+      <w:r>
+        <w:rPr>
+          <w:rFonts w:ascii="Microsoft YaHei" w:hAnsi="Microsoft YaHei" w:eastAsia="Microsoft YaHei"/>
+          <w:b w:val="0"/>
+          <w:i w:val="0"/>
+          <w:sz w:val="21"/>
+        </w:rPr>
+        <w:t>，然后决定下一步操作。如果您是第一次使用，请不要在未检查组合状态的情况下选择</w:t>
+      </w:r>
+      <w:r>
+        <w:rPr>
+          <w:rFonts w:ascii="Microsoft YaHei" w:hAnsi="Microsoft YaHei" w:eastAsia="Microsoft YaHei"/>
+          <w:b/>
+          <w:i w:val="0"/>
+          <w:sz w:val="21"/>
+        </w:rPr>
+        <w:t>确认</w:t>
+      </w:r>
+      <w:r>
+        <w:rPr>
+          <w:rFonts w:ascii="Microsoft YaHei" w:hAnsi="Microsoft YaHei" w:eastAsia="Microsoft YaHei"/>
+          <w:b w:val="0"/>
+          <w:i w:val="0"/>
+          <w:sz w:val="21"/>
+        </w:rPr>
+        <w:t>。</w:t>
       </w:r>
     </w:p>
     <w:p>
@@ -307,7 +470,43 @@
           <w:i w:val="0"/>
           <w:sz w:val="21"/>
         </w:rPr>
-        <w:t>在创建屏幕中，`确认` 是提交输入的设置的操作，而`取消` 是退出创建屏幕的操作。提交后，机器人创建结果和学习/索引完成状态将接受单独的执行验证。</w:t>
+        <w:t>在创建屏幕中，</w:t>
+      </w:r>
+      <w:r>
+        <w:rPr>
+          <w:rFonts w:ascii="Microsoft YaHei" w:hAnsi="Microsoft YaHei" w:eastAsia="Microsoft YaHei"/>
+          <w:b/>
+          <w:i w:val="0"/>
+          <w:sz w:val="21"/>
+        </w:rPr>
+        <w:t>确认</w:t>
+      </w:r>
+      <w:r>
+        <w:rPr>
+          <w:rFonts w:ascii="Microsoft YaHei" w:hAnsi="Microsoft YaHei" w:eastAsia="Microsoft YaHei"/>
+          <w:b w:val="0"/>
+          <w:i w:val="0"/>
+          <w:sz w:val="21"/>
+        </w:rPr>
+        <w:t xml:space="preserve"> 是提交输入的设置的操作，而</w:t>
+      </w:r>
+      <w:r>
+        <w:rPr>
+          <w:rFonts w:ascii="Microsoft YaHei" w:hAnsi="Microsoft YaHei" w:eastAsia="Microsoft YaHei"/>
+          <w:b/>
+          <w:i w:val="0"/>
+          <w:sz w:val="21"/>
+        </w:rPr>
+        <w:t>取消</w:t>
+      </w:r>
+      <w:r>
+        <w:rPr>
+          <w:rFonts w:ascii="Microsoft YaHei" w:hAnsi="Microsoft YaHei" w:eastAsia="Microsoft YaHei"/>
+          <w:b w:val="0"/>
+          <w:i w:val="0"/>
+          <w:sz w:val="21"/>
+        </w:rPr>
+        <w:t xml:space="preserve"> 是退出创建屏幕的操作。提交后，机器人创建结果和学习/索引完成状态将接受单独的执行验证。</w:t>
       </w:r>
     </w:p>
     <w:p>
@@ -368,6 +567,8 @@
       <w:r>
         <w:rPr>
           <w:rFonts w:ascii="Microsoft YaHei" w:hAnsi="Microsoft YaHei" w:eastAsia="Microsoft YaHei"/>
+          <w:b w:val="0"/>
+          <w:i w:val="0"/>
           <w:sz w:val="21"/>
         </w:rPr>
         <w:t>机器人类型：机器人、机器人中心</w:t>
@@ -381,6 +582,8 @@
       <w:r>
         <w:rPr>
           <w:rFonts w:ascii="Microsoft YaHei" w:hAnsi="Microsoft YaHei" w:eastAsia="Microsoft YaHei"/>
+          <w:b w:val="0"/>
+          <w:i w:val="0"/>
           <w:sz w:val="21"/>
         </w:rPr>
         <w:t>Bot模式：文字型、语音型</w:t>
@@ -394,6 +597,8 @@
       <w:r>
         <w:rPr>
           <w:rFonts w:ascii="Microsoft YaHei" w:hAnsi="Microsoft YaHei" w:eastAsia="Microsoft YaHei"/>
+          <w:b w:val="0"/>
+          <w:i w:val="0"/>
           <w:sz w:val="21"/>
         </w:rPr>
         <w:t>机器人简介</w:t>
@@ -407,6 +612,8 @@
       <w:r>
         <w:rPr>
           <w:rFonts w:ascii="Microsoft YaHei" w:hAnsi="Microsoft YaHei" w:eastAsia="Microsoft YaHei"/>
+          <w:b w:val="0"/>
+          <w:i w:val="0"/>
           <w:sz w:val="21"/>
         </w:rPr>
         <w:t>机器人名称</w:t>
@@ -420,6 +627,8 @@
       <w:r>
         <w:rPr>
           <w:rFonts w:ascii="Microsoft YaHei" w:hAnsi="Microsoft YaHei" w:eastAsia="Microsoft YaHei"/>
+          <w:b w:val="0"/>
+          <w:i w:val="0"/>
           <w:sz w:val="21"/>
         </w:rPr>
         <w:t>语言：当前屏幕选项为韩语</w:t>
@@ -433,6 +642,8 @@
       <w:r>
         <w:rPr>
           <w:rFonts w:ascii="Microsoft YaHei" w:hAnsi="Microsoft YaHei" w:eastAsia="Microsoft YaHei"/>
+          <w:b w:val="0"/>
+          <w:i w:val="0"/>
           <w:sz w:val="21"/>
         </w:rPr>
         <w:t>简介</w:t>
@@ -508,6 +719,7 @@
               <w:rPr>
                 <w:rFonts w:ascii="Microsoft YaHei" w:hAnsi="Microsoft YaHei" w:eastAsia="Microsoft YaHei"/>
                 <w:b/>
+                <w:i w:val="0"/>
                 <w:color w:val="1F4D78"/>
                 <w:sz w:val="18"/>
               </w:rPr>
@@ -536,6 +748,7 @@
               <w:rPr>
                 <w:rFonts w:ascii="Microsoft YaHei" w:hAnsi="Microsoft YaHei" w:eastAsia="Microsoft YaHei"/>
                 <w:b/>
+                <w:i w:val="0"/>
                 <w:color w:val="1F4D78"/>
                 <w:sz w:val="18"/>
               </w:rPr>
@@ -565,6 +778,7 @@
               <w:rPr>
                 <w:rFonts w:ascii="Microsoft YaHei" w:hAnsi="Microsoft YaHei" w:eastAsia="Microsoft YaHei"/>
                 <w:b w:val="0"/>
+                <w:i w:val="0"/>
                 <w:sz w:val="18"/>
               </w:rPr>
               <w:t>机器学习</w:t>
@@ -591,6 +805,7 @@
               <w:rPr>
                 <w:rFonts w:ascii="Microsoft YaHei" w:hAnsi="Microsoft YaHei" w:eastAsia="Microsoft YaHei"/>
                 <w:b w:val="0"/>
+                <w:i w:val="0"/>
                 <w:sz w:val="18"/>
               </w:rPr>
               <w:t>基于学习句子和意图的分类方法</w:t>
@@ -619,6 +834,7 @@
               <w:rPr>
                 <w:rFonts w:ascii="Microsoft YaHei" w:hAnsi="Microsoft YaHei" w:eastAsia="Microsoft YaHei"/>
                 <w:b w:val="0"/>
+                <w:i w:val="0"/>
                 <w:sz w:val="18"/>
               </w:rPr>
               <w:t>语义-向量工作者</w:t>
@@ -645,6 +861,7 @@
               <w:rPr>
                 <w:rFonts w:ascii="Microsoft YaHei" w:hAnsi="Microsoft YaHei" w:eastAsia="Microsoft YaHei"/>
                 <w:b w:val="0"/>
+                <w:i w:val="0"/>
                 <w:sz w:val="18"/>
               </w:rPr>
               <w:t>使用CGA的Vector Worker和Vector DB的语义方法</w:t>
@@ -673,6 +890,7 @@
               <w:rPr>
                 <w:rFonts w:ascii="Microsoft YaHei" w:hAnsi="Microsoft YaHei" w:eastAsia="Microsoft YaHei"/>
                 <w:b w:val="0"/>
+                <w:i w:val="0"/>
                 <w:sz w:val="18"/>
               </w:rPr>
               <w:t>语义-外部嵌入</w:t>
@@ -699,6 +917,7 @@
               <w:rPr>
                 <w:rFonts w:ascii="Microsoft YaHei" w:hAnsi="Microsoft YaHei" w:eastAsia="Microsoft YaHei"/>
                 <w:b w:val="0"/>
+                <w:i w:val="0"/>
                 <w:sz w:val="18"/>
               </w:rPr>
               <w:t>连接外部嵌入和Local Vector DB的语义方法</w:t>
@@ -727,6 +946,7 @@
               <w:rPr>
                 <w:rFonts w:ascii="Microsoft YaHei" w:hAnsi="Microsoft YaHei" w:eastAsia="Microsoft YaHei"/>
                 <w:b w:val="0"/>
+                <w:i w:val="0"/>
                 <w:sz w:val="18"/>
               </w:rPr>
               <w:t>LLM引擎</w:t>
@@ -753,6 +973,7 @@
               <w:rPr>
                 <w:rFonts w:ascii="Microsoft YaHei" w:hAnsi="Microsoft YaHei" w:eastAsia="Microsoft YaHei"/>
                 <w:b w:val="0"/>
+                <w:i w:val="0"/>
                 <w:sz w:val="18"/>
               </w:rPr>
               <w:t>如何使用LLM模式</w:t>
@@ -770,7 +991,25 @@
           <w:i w:val="0"/>
           <w:sz w:val="21"/>
         </w:rPr>
-        <w:t>具体引擎的选择标准和数据准备方法，请参考[NLU使用指南中的引擎比较](../cga-nlu-guide/engine-comparison.md)。</w:t>
+        <w:t>具体引擎的选择标准和数据准备方法，请参考</w:t>
+      </w:r>
+      <w:r>
+        <w:rPr>
+          <w:rFonts w:ascii="Microsoft YaHei" w:hAnsi="Microsoft YaHei" w:eastAsia="Microsoft YaHei"/>
+          <w:b w:val="0"/>
+          <w:i w:val="0"/>
+          <w:sz w:val="21"/>
+        </w:rPr>
+        <w:t>NLU使用指南中的引擎比较</w:t>
+      </w:r>
+      <w:r>
+        <w:rPr>
+          <w:rFonts w:ascii="Microsoft YaHei" w:hAnsi="Microsoft YaHei" w:eastAsia="Microsoft YaHei"/>
+          <w:b w:val="0"/>
+          <w:i w:val="0"/>
+          <w:sz w:val="21"/>
+        </w:rPr>
+        <w:t>。</w:t>
       </w:r>
     </w:p>
     <w:p>
@@ -806,6 +1045,8 @@
       <w:r>
         <w:rPr>
           <w:rFonts w:ascii="Microsoft YaHei" w:hAnsi="Microsoft YaHei" w:eastAsia="Microsoft YaHei"/>
+          <w:b w:val="0"/>
+          <w:i w:val="0"/>
           <w:sz w:val="21"/>
         </w:rPr>
         <w:t>ML：DeepLearning Lite、TF-IDF 线性、关键字基线</w:t>
@@ -819,6 +1060,8 @@
       <w:r>
         <w:rPr>
           <w:rFonts w:ascii="Microsoft YaHei" w:hAnsi="Microsoft YaHei" w:eastAsia="Microsoft YaHei"/>
+          <w:b w:val="0"/>
+          <w:i w:val="0"/>
           <w:sz w:val="21"/>
         </w:rPr>
         <w:t>语义：默认 Vector Worker 模型或外部嵌入模型</w:t>
@@ -832,6 +1075,8 @@
       <w:r>
         <w:rPr>
           <w:rFonts w:ascii="Microsoft YaHei" w:hAnsi="Microsoft YaHei" w:eastAsia="Microsoft YaHei"/>
+          <w:b w:val="0"/>
+          <w:i w:val="0"/>
           <w:sz w:val="21"/>
         </w:rPr>
         <w:t>LLM：提供商选择以及每个提供商的详细模型选择</w:t>
@@ -881,6 +1126,8 @@
       <w:r>
         <w:rPr>
           <w:rFonts w:ascii="Microsoft YaHei" w:hAnsi="Microsoft YaHei" w:eastAsia="Microsoft YaHei"/>
+          <w:b w:val="0"/>
+          <w:i w:val="0"/>
           <w:sz w:val="21"/>
         </w:rPr>
         <w:t>定义答案</w:t>
@@ -894,6 +1141,8 @@
       <w:r>
         <w:rPr>
           <w:rFonts w:ascii="Microsoft YaHei" w:hAnsi="Microsoft YaHei" w:eastAsia="Microsoft YaHei"/>
+          <w:b w:val="0"/>
+          <w:i w:val="0"/>
           <w:sz w:val="21"/>
         </w:rPr>
         <w:t>语义引擎 RAG 答案</w:t>
@@ -907,6 +1156,8 @@
       <w:r>
         <w:rPr>
           <w:rFonts w:ascii="Microsoft YaHei" w:hAnsi="Microsoft YaHei" w:eastAsia="Microsoft YaHei"/>
+          <w:b w:val="0"/>
+          <w:i w:val="0"/>
           <w:sz w:val="21"/>
         </w:rPr>
         <w:t>LLM引擎RAG答案</w:t>
@@ -920,6 +1171,8 @@
       <w:r>
         <w:rPr>
           <w:rFonts w:ascii="Microsoft YaHei" w:hAnsi="Microsoft YaHei" w:eastAsia="Microsoft YaHei"/>
+          <w:b w:val="0"/>
+          <w:i w:val="0"/>
           <w:sz w:val="21"/>
         </w:rPr>
         <w:t>LLM引擎答案</w:t>
@@ -969,6 +1222,8 @@
       <w:r>
         <w:rPr>
           <w:rFonts w:ascii="Microsoft YaHei" w:hAnsi="Microsoft YaHei" w:eastAsia="Microsoft YaHei"/>
+          <w:b w:val="0"/>
+          <w:i w:val="0"/>
           <w:sz w:val="21"/>
         </w:rPr>
         <w:t>Bot：服务单元的基本信息和操作目标</w:t>
@@ -982,6 +1237,8 @@
       <w:r>
         <w:rPr>
           <w:rFonts w:ascii="Microsoft YaHei" w:hAnsi="Microsoft YaHei" w:eastAsia="Microsoft YaHei"/>
+          <w:b w:val="0"/>
+          <w:i w:val="0"/>
           <w:sz w:val="21"/>
         </w:rPr>
         <w:t>版本：管理意图、对象、字典、对话设计和AI设置的单元。</w:t>
@@ -995,6 +1252,8 @@
       <w:r>
         <w:rPr>
           <w:rFonts w:ascii="Microsoft YaHei" w:hAnsi="Microsoft YaHei" w:eastAsia="Microsoft YaHei"/>
+          <w:b w:val="0"/>
+          <w:i w:val="0"/>
           <w:sz w:val="21"/>
         </w:rPr>
         <w:t>工作区：用于设计、测试和分析特定机器人版本的屏幕。</w:t>
@@ -1070,6 +1329,7 @@
               <w:rPr>
                 <w:rFonts w:ascii="Microsoft YaHei" w:hAnsi="Microsoft YaHei" w:eastAsia="Microsoft YaHei"/>
                 <w:b/>
+                <w:i w:val="0"/>
                 <w:color w:val="1F4D78"/>
                 <w:sz w:val="18"/>
               </w:rPr>
@@ -1098,6 +1358,7 @@
               <w:rPr>
                 <w:rFonts w:ascii="Microsoft YaHei" w:hAnsi="Microsoft YaHei" w:eastAsia="Microsoft YaHei"/>
                 <w:b/>
+                <w:i w:val="0"/>
                 <w:color w:val="1F4D78"/>
                 <w:sz w:val="18"/>
               </w:rPr>
@@ -1127,6 +1388,7 @@
               <w:rPr>
                 <w:rFonts w:ascii="Microsoft YaHei" w:hAnsi="Microsoft YaHei" w:eastAsia="Microsoft YaHei"/>
                 <w:b w:val="0"/>
+                <w:i w:val="0"/>
                 <w:sz w:val="18"/>
               </w:rPr>
               <w:t>机器人列表</w:t>
@@ -1153,6 +1415,7 @@
               <w:rPr>
                 <w:rFonts w:ascii="Microsoft YaHei" w:hAnsi="Microsoft YaHei" w:eastAsia="Microsoft YaHei"/>
                 <w:b w:val="0"/>
+                <w:i w:val="0"/>
                 <w:sz w:val="18"/>
               </w:rPr>
               <w:t>工作室 &gt; 机器人</w:t>
@@ -1181,6 +1444,7 @@
               <w:rPr>
                 <w:rFonts w:ascii="Microsoft YaHei" w:hAnsi="Microsoft YaHei" w:eastAsia="Microsoft YaHei"/>
                 <w:b w:val="0"/>
+                <w:i w:val="0"/>
                 <w:sz w:val="18"/>
               </w:rPr>
               <w:t>创建一个新的机器人</w:t>
@@ -1207,6 +1471,7 @@
               <w:rPr>
                 <w:rFonts w:ascii="Microsoft YaHei" w:hAnsi="Microsoft YaHei" w:eastAsia="Microsoft YaHei"/>
                 <w:b w:val="0"/>
+                <w:i w:val="0"/>
                 <w:sz w:val="18"/>
               </w:rPr>
               <w:t>工作室 &gt; 机器人 &gt; 创建机器人</w:t>
@@ -1235,6 +1500,7 @@
               <w:rPr>
                 <w:rFonts w:ascii="Microsoft YaHei" w:hAnsi="Microsoft YaHei" w:eastAsia="Microsoft YaHei"/>
                 <w:b w:val="0"/>
+                <w:i w:val="0"/>
                 <w:sz w:val="18"/>
               </w:rPr>
               <w:t>机器人设置</w:t>
@@ -1261,6 +1527,7 @@
               <w:rPr>
                 <w:rFonts w:ascii="Microsoft YaHei" w:hAnsi="Microsoft YaHei" w:eastAsia="Microsoft YaHei"/>
                 <w:b w:val="0"/>
+                <w:i w:val="0"/>
                 <w:sz w:val="18"/>
               </w:rPr>
               <w:t>选定的机器人 &gt; 设置</w:t>
@@ -1289,6 +1556,7 @@
               <w:rPr>
                 <w:rFonts w:ascii="Microsoft YaHei" w:hAnsi="Microsoft YaHei" w:eastAsia="Microsoft YaHei"/>
                 <w:b w:val="0"/>
+                <w:i w:val="0"/>
                 <w:sz w:val="18"/>
               </w:rPr>
               <w:t>版本列表</w:t>
@@ -1315,6 +1583,7 @@
               <w:rPr>
                 <w:rFonts w:ascii="Microsoft YaHei" w:hAnsi="Microsoft YaHei" w:eastAsia="Microsoft YaHei"/>
                 <w:b w:val="0"/>
+                <w:i w:val="0"/>
                 <w:sz w:val="18"/>
               </w:rPr>
               <w:t>选定的机器人 &gt; 版本控制</w:t>
@@ -1343,6 +1612,7 @@
               <w:rPr>
                 <w:rFonts w:ascii="Microsoft YaHei" w:hAnsi="Microsoft YaHei" w:eastAsia="Microsoft YaHei"/>
                 <w:b w:val="0"/>
+                <w:i w:val="0"/>
                 <w:sz w:val="18"/>
               </w:rPr>
               <w:t>版本工作区</w:t>
@@ -1369,6 +1639,7 @@
               <w:rPr>
                 <w:rFonts w:ascii="Microsoft YaHei" w:hAnsi="Microsoft YaHei" w:eastAsia="Microsoft YaHei"/>
                 <w:b w:val="0"/>
+                <w:i w:val="0"/>
                 <w:sz w:val="18"/>
               </w:rPr>
               <w:t>选定的机器人 &gt; 版本 &gt; 工作区</w:t>
@@ -1436,7 +1707,25 @@
           <w:i w:val="0"/>
           <w:sz w:val="21"/>
         </w:rPr>
-        <w:t>访问路径为`机器人 &gt; 版本 &gt; 意图`。修改意图数据后，检查该版本的训练状态和模拟器结果。</w:t>
+        <w:t>访问路径为</w:t>
+      </w:r>
+      <w:r>
+        <w:rPr>
+          <w:rFonts w:ascii="Microsoft YaHei" w:hAnsi="Microsoft YaHei" w:eastAsia="Microsoft YaHei"/>
+          <w:b/>
+          <w:i w:val="0"/>
+          <w:sz w:val="21"/>
+        </w:rPr>
+        <w:t>机器人 &gt; 版本 &gt; 意图</w:t>
+      </w:r>
+      <w:r>
+        <w:rPr>
+          <w:rFonts w:ascii="Microsoft YaHei" w:hAnsi="Microsoft YaHei" w:eastAsia="Microsoft YaHei"/>
+          <w:b w:val="0"/>
+          <w:i w:val="0"/>
+          <w:sz w:val="21"/>
+        </w:rPr>
+        <w:t>。修改意图数据后，检查该版本的训练状态和模拟器结果。</w:t>
       </w:r>
     </w:p>
     <w:p>
@@ -1472,7 +1761,25 @@
           <w:i w:val="0"/>
           <w:sz w:val="21"/>
         </w:rPr>
-        <w:t>访问路径为`机器人 &gt; 版本 &gt; 实体`。更改实体名称或提取标准时，请确保现有意图和测试话语保持有效。</w:t>
+        <w:t>访问路径为</w:t>
+      </w:r>
+      <w:r>
+        <w:rPr>
+          <w:rFonts w:ascii="Microsoft YaHei" w:hAnsi="Microsoft YaHei" w:eastAsia="Microsoft YaHei"/>
+          <w:b/>
+          <w:i w:val="0"/>
+          <w:sz w:val="21"/>
+        </w:rPr>
+        <w:t>机器人 &gt; 版本 &gt; 实体</w:t>
+      </w:r>
+      <w:r>
+        <w:rPr>
+          <w:rFonts w:ascii="Microsoft YaHei" w:hAnsi="Microsoft YaHei" w:eastAsia="Microsoft YaHei"/>
+          <w:b w:val="0"/>
+          <w:i w:val="0"/>
+          <w:sz w:val="21"/>
+        </w:rPr>
+        <w:t>。更改实体名称或提取标准时，请确保现有意图和测试话语保持有效。</w:t>
       </w:r>
     </w:p>
     <w:p>
@@ -1508,7 +1815,25 @@
           <w:i w:val="0"/>
           <w:sz w:val="21"/>
         </w:rPr>
-        <w:t>访问路径为`机器人 &gt; 版本 &gt; 词典`。添加同义词时，请区分仅影响特定意图的表达式或跨多个意图常用的表达式。</w:t>
+        <w:t>访问路径为</w:t>
+      </w:r>
+      <w:r>
+        <w:rPr>
+          <w:rFonts w:ascii="Microsoft YaHei" w:hAnsi="Microsoft YaHei" w:eastAsia="Microsoft YaHei"/>
+          <w:b/>
+          <w:i w:val="0"/>
+          <w:sz w:val="21"/>
+        </w:rPr>
+        <w:t>机器人 &gt; 版本 &gt; 词典</w:t>
+      </w:r>
+      <w:r>
+        <w:rPr>
+          <w:rFonts w:ascii="Microsoft YaHei" w:hAnsi="Microsoft YaHei" w:eastAsia="Microsoft YaHei"/>
+          <w:b w:val="0"/>
+          <w:i w:val="0"/>
+          <w:sz w:val="21"/>
+        </w:rPr>
+        <w:t>。添加同义词时，请区分仅影响特定意图的表达式或跨多个意图常用的表达式。</w:t>
       </w:r>
     </w:p>
     <w:p>
@@ -1544,7 +1869,25 @@
           <w:i w:val="0"/>
           <w:sz w:val="21"/>
         </w:rPr>
-        <w:t>访问路径为`机器人 &gt; 版本 &gt; QA`。反映文件或问题/答案后，检查是否提供索引或申请状态，未经确认不得使用结果进行操作。</w:t>
+        <w:t>访问路径为</w:t>
+      </w:r>
+      <w:r>
+        <w:rPr>
+          <w:rFonts w:ascii="Microsoft YaHei" w:hAnsi="Microsoft YaHei" w:eastAsia="Microsoft YaHei"/>
+          <w:b/>
+          <w:i w:val="0"/>
+          <w:sz w:val="21"/>
+        </w:rPr>
+        <w:t>机器人 &gt; 版本 &gt; QA</w:t>
+      </w:r>
+      <w:r>
+        <w:rPr>
+          <w:rFonts w:ascii="Microsoft YaHei" w:hAnsi="Microsoft YaHei" w:eastAsia="Microsoft YaHei"/>
+          <w:b w:val="0"/>
+          <w:i w:val="0"/>
+          <w:sz w:val="21"/>
+        </w:rPr>
+        <w:t>。反映文件或问题/答案后，检查是否提供索引或申请状态，未经确认不得使用结果进行操作。</w:t>
       </w:r>
     </w:p>
     <w:p>
@@ -1580,72 +1923,100 @@
           <w:i w:val="0"/>
           <w:sz w:val="21"/>
         </w:rPr>
-        <w:t>访问路径为`机器人 &gt; 版本 &gt; 对话流程`。修改流程时，请检查以下内容：</w:t>
+        <w:t>访问路径为</w:t>
+      </w:r>
+      <w:r>
+        <w:rPr>
+          <w:rFonts w:ascii="Microsoft YaHei" w:hAnsi="Microsoft YaHei" w:eastAsia="Microsoft YaHei"/>
+          <w:b/>
+          <w:i w:val="0"/>
+          <w:sz w:val="21"/>
+        </w:rPr>
+        <w:t>机器人 &gt; 版本 &gt; 对话流程</w:t>
+      </w:r>
+      <w:r>
+        <w:rPr>
+          <w:rFonts w:ascii="Microsoft YaHei" w:hAnsi="Microsoft YaHei" w:eastAsia="Microsoft YaHei"/>
+          <w:b w:val="0"/>
+          <w:i w:val="0"/>
+          <w:sz w:val="21"/>
+        </w:rPr>
+        <w:t>。修改流程时，请检查以下内容：</w:t>
       </w:r>
     </w:p>
     <w:p>
       <w:pPr>
-        <w:pStyle w:val="ListNumber"/>
         <w:spacing w:after="80"/>
-      </w:pPr>
-      <w:r>
-        <w:rPr>
-          <w:rFonts w:ascii="Microsoft YaHei" w:hAnsi="Microsoft YaHei" w:eastAsia="Microsoft YaHei"/>
-          <w:sz w:val="21"/>
-        </w:rPr>
-        <w:t>检查该流与哪个意图关联。</w:t>
+        <w:ind w:left="360" w:hanging="288"/>
+      </w:pPr>
+      <w:r>
+        <w:rPr>
+          <w:rFonts w:ascii="Microsoft YaHei" w:hAnsi="Microsoft YaHei" w:eastAsia="Microsoft YaHei"/>
+          <w:b w:val="0"/>
+          <w:i w:val="0"/>
+          <w:sz w:val="21"/>
+        </w:rPr>
+        <w:t>1. 检查该流与哪个意图关联。</w:t>
       </w:r>
     </w:p>
     <w:p>
       <w:pPr>
-        <w:pStyle w:val="ListNumber"/>
         <w:spacing w:after="80"/>
-      </w:pPr>
-      <w:r>
-        <w:rPr>
-          <w:rFonts w:ascii="Microsoft YaHei" w:hAnsi="Microsoft YaHei" w:eastAsia="Microsoft YaHei"/>
-          <w:sz w:val="21"/>
-        </w:rPr>
-        <w:t>检查用户输入和机器人响应的顺序。</w:t>
+        <w:ind w:left="360" w:hanging="288"/>
+      </w:pPr>
+      <w:r>
+        <w:rPr>
+          <w:rFonts w:ascii="Microsoft YaHei" w:hAnsi="Microsoft YaHei" w:eastAsia="Microsoft YaHei"/>
+          <w:b w:val="0"/>
+          <w:i w:val="0"/>
+          <w:sz w:val="21"/>
+        </w:rPr>
+        <w:t>2. 检查用户输入和机器人响应的顺序。</w:t>
       </w:r>
     </w:p>
     <w:p>
       <w:pPr>
-        <w:pStyle w:val="ListNumber"/>
         <w:spacing w:after="80"/>
-      </w:pPr>
-      <w:r>
-        <w:rPr>
-          <w:rFonts w:ascii="Microsoft YaHei" w:hAnsi="Microsoft YaHei" w:eastAsia="Microsoft YaHei"/>
-          <w:sz w:val="21"/>
-        </w:rPr>
-        <w:t>检查是否有任何步骤使用对象或公共变量。</w:t>
+        <w:ind w:left="360" w:hanging="288"/>
+      </w:pPr>
+      <w:r>
+        <w:rPr>
+          <w:rFonts w:ascii="Microsoft YaHei" w:hAnsi="Microsoft YaHei" w:eastAsia="Microsoft YaHei"/>
+          <w:b w:val="0"/>
+          <w:i w:val="0"/>
+          <w:sz w:val="21"/>
+        </w:rPr>
+        <w:t>3. 检查是否有任何步骤使用对象或公共变量。</w:t>
       </w:r>
     </w:p>
     <w:p>
       <w:pPr>
-        <w:pStyle w:val="ListNumber"/>
         <w:spacing w:after="80"/>
-      </w:pPr>
-      <w:r>
-        <w:rPr>
-          <w:rFonts w:ascii="Microsoft YaHei" w:hAnsi="Microsoft YaHei" w:eastAsia="Microsoft YaHei"/>
-          <w:sz w:val="21"/>
-        </w:rPr>
-        <w:t>检查分支是否终止、重新提问和异常情况。</w:t>
+        <w:ind w:left="360" w:hanging="288"/>
+      </w:pPr>
+      <w:r>
+        <w:rPr>
+          <w:rFonts w:ascii="Microsoft YaHei" w:hAnsi="Microsoft YaHei" w:eastAsia="Microsoft YaHei"/>
+          <w:b w:val="0"/>
+          <w:i w:val="0"/>
+          <w:sz w:val="21"/>
+        </w:rPr>
+        <w:t>4. 检查分支是否终止、重新提问和异常情况。</w:t>
       </w:r>
     </w:p>
     <w:p>
       <w:pPr>
-        <w:pStyle w:val="ListNumber"/>
         <w:spacing w:after="80"/>
-      </w:pPr>
-      <w:r>
-        <w:rPr>
-          <w:rFonts w:ascii="Microsoft YaHei" w:hAnsi="Microsoft YaHei" w:eastAsia="Microsoft YaHei"/>
-          <w:sz w:val="21"/>
-        </w:rPr>
-        <w:t>保存后，在模拟器中分别测试正常路径和异常路径。</w:t>
+        <w:ind w:left="360" w:hanging="288"/>
+      </w:pPr>
+      <w:r>
+        <w:rPr>
+          <w:rFonts w:ascii="Microsoft YaHei" w:hAnsi="Microsoft YaHei" w:eastAsia="Microsoft YaHei"/>
+          <w:b w:val="0"/>
+          <w:i w:val="0"/>
+          <w:sz w:val="21"/>
+        </w:rPr>
+        <w:t>5. 保存后，在模拟器中分别测试正常路径和异常路径。</w:t>
       </w:r>
     </w:p>
     <w:p>
@@ -1706,6 +2077,8 @@
       <w:r>
         <w:rPr>
           <w:rFonts w:ascii="Microsoft YaHei" w:hAnsi="Microsoft YaHei" w:eastAsia="Microsoft YaHei"/>
+          <w:b w:val="0"/>
+          <w:i w:val="0"/>
           <w:sz w:val="21"/>
         </w:rPr>
         <w:t>模拟器：输入话语并检查响应的屏幕</w:t>
@@ -1719,6 +2092,8 @@
       <w:r>
         <w:rPr>
           <w:rFonts w:ascii="Microsoft YaHei" w:hAnsi="Microsoft YaHei" w:eastAsia="Microsoft YaHei"/>
+          <w:b w:val="0"/>
+          <w:i w:val="0"/>
           <w:sz w:val="21"/>
         </w:rPr>
         <w:t>分析：检查累积分类结果和应用的分类步骤的屏幕</w:t>
@@ -1732,6 +2107,8 @@
       <w:r>
         <w:rPr>
           <w:rFonts w:ascii="Microsoft YaHei" w:hAnsi="Microsoft YaHei" w:eastAsia="Microsoft YaHei"/>
+          <w:b w:val="0"/>
+          <w:i w:val="0"/>
           <w:sz w:val="21"/>
         </w:rPr>
         <w:t>评估：检查准备的评估数据和结果的屏幕</w:t>
@@ -1745,6 +2122,8 @@
       <w:r>
         <w:rPr>
           <w:rFonts w:ascii="Microsoft YaHei" w:hAnsi="Microsoft YaHei" w:eastAsia="Microsoft YaHei"/>
+          <w:b w:val="0"/>
+          <w:i w:val="0"/>
           <w:sz w:val="21"/>
         </w:rPr>
         <w:t>对话历史记录：用于检查实际或保存的对话结果的屏幕</w:t>
@@ -1758,6 +2137,8 @@
       <w:r>
         <w:rPr>
           <w:rFonts w:ascii="Microsoft YaHei" w:hAnsi="Microsoft YaHei" w:eastAsia="Microsoft YaHei"/>
+          <w:b w:val="0"/>
+          <w:i w:val="0"/>
           <w:sz w:val="21"/>
         </w:rPr>
         <w:t>重新训练：屏幕再次反映反馈或校正数据</w:t>
@@ -1808,6 +2189,7 @@
               <w:rPr>
                 <w:rFonts w:ascii="Microsoft YaHei" w:hAnsi="Microsoft YaHei" w:eastAsia="Microsoft YaHei"/>
                 <w:b/>
+                <w:i w:val="0"/>
                 <w:color w:val="1F4D78"/>
                 <w:sz w:val="18"/>
               </w:rPr>
@@ -1836,6 +2218,7 @@
               <w:rPr>
                 <w:rFonts w:ascii="Microsoft YaHei" w:hAnsi="Microsoft YaHei" w:eastAsia="Microsoft YaHei"/>
                 <w:b/>
+                <w:i w:val="0"/>
                 <w:color w:val="1F4D78"/>
                 <w:sz w:val="18"/>
               </w:rPr>
@@ -1865,6 +2248,7 @@
               <w:rPr>
                 <w:rFonts w:ascii="Microsoft YaHei" w:hAnsi="Microsoft YaHei" w:eastAsia="Microsoft YaHei"/>
                 <w:b w:val="0"/>
+                <w:i w:val="0"/>
                 <w:sz w:val="18"/>
               </w:rPr>
               <w:t>模拟器</w:t>
@@ -1891,6 +2275,7 @@
               <w:rPr>
                 <w:rFonts w:ascii="Microsoft YaHei" w:hAnsi="Microsoft YaHei" w:eastAsia="Microsoft YaHei"/>
                 <w:b w:val="0"/>
+                <w:i w:val="0"/>
                 <w:sz w:val="18"/>
               </w:rPr>
               <w:t>机器人 &gt; 版本 &gt; 模拟器</w:t>
@@ -1919,6 +2304,7 @@
               <w:rPr>
                 <w:rFonts w:ascii="Microsoft YaHei" w:hAnsi="Microsoft YaHei" w:eastAsia="Microsoft YaHei"/>
                 <w:b w:val="0"/>
+                <w:i w:val="0"/>
                 <w:sz w:val="18"/>
               </w:rPr>
               <w:t>分析</w:t>
@@ -1945,6 +2331,7 @@
               <w:rPr>
                 <w:rFonts w:ascii="Microsoft YaHei" w:hAnsi="Microsoft YaHei" w:eastAsia="Microsoft YaHei"/>
                 <w:b w:val="0"/>
+                <w:i w:val="0"/>
                 <w:sz w:val="18"/>
               </w:rPr>
               <w:t>机器人 &gt; 版本 &gt; 分析</w:t>
@@ -1973,6 +2360,7 @@
               <w:rPr>
                 <w:rFonts w:ascii="Microsoft YaHei" w:hAnsi="Microsoft YaHei" w:eastAsia="Microsoft YaHei"/>
                 <w:b w:val="0"/>
+                <w:i w:val="0"/>
                 <w:sz w:val="18"/>
               </w:rPr>
               <w:t>评价</w:t>
@@ -1999,6 +2387,7 @@
               <w:rPr>
                 <w:rFonts w:ascii="Microsoft YaHei" w:hAnsi="Microsoft YaHei" w:eastAsia="Microsoft YaHei"/>
                 <w:b w:val="0"/>
+                <w:i w:val="0"/>
                 <w:sz w:val="18"/>
               </w:rPr>
               <w:t>机器人 &gt; 版本 &gt; 评级</w:t>
@@ -2027,6 +2416,7 @@
               <w:rPr>
                 <w:rFonts w:ascii="Microsoft YaHei" w:hAnsi="Microsoft YaHei" w:eastAsia="Microsoft YaHei"/>
                 <w:b w:val="0"/>
+                <w:i w:val="0"/>
                 <w:sz w:val="18"/>
               </w:rPr>
               <w:t>对话历史</w:t>
@@ -2053,6 +2443,7 @@
               <w:rPr>
                 <w:rFonts w:ascii="Microsoft YaHei" w:hAnsi="Microsoft YaHei" w:eastAsia="Microsoft YaHei"/>
                 <w:b w:val="0"/>
+                <w:i w:val="0"/>
                 <w:sz w:val="18"/>
               </w:rPr>
               <w:t>机器人 &gt; 版本 &gt; 对话历史记录</w:t>
@@ -2081,6 +2472,7 @@
               <w:rPr>
                 <w:rFonts w:ascii="Microsoft YaHei" w:hAnsi="Microsoft YaHei" w:eastAsia="Microsoft YaHei"/>
                 <w:b w:val="0"/>
+                <w:i w:val="0"/>
                 <w:sz w:val="18"/>
               </w:rPr>
               <w:t>重新学习</w:t>
@@ -2107,6 +2499,7 @@
               <w:rPr>
                 <w:rFonts w:ascii="Microsoft YaHei" w:hAnsi="Microsoft YaHei" w:eastAsia="Microsoft YaHei"/>
                 <w:b w:val="0"/>
+                <w:i w:val="0"/>
                 <w:sz w:val="18"/>
               </w:rPr>
               <w:t>机器人 &gt; 版本 &gt; 重新训练</w:t>
@@ -2171,6 +2564,8 @@
       <w:r>
         <w:rPr>
           <w:rFonts w:ascii="Microsoft YaHei" w:hAnsi="Microsoft YaHei" w:eastAsia="Microsoft YaHei"/>
+          <w:b w:val="0"/>
+          <w:i w:val="0"/>
           <w:sz w:val="21"/>
         </w:rPr>
         <w:t>用户管理：用户管理、登录历史、群组管理</w:t>
@@ -2184,6 +2579,8 @@
       <w:r>
         <w:rPr>
           <w:rFonts w:ascii="Microsoft YaHei" w:hAnsi="Microsoft YaHei" w:eastAsia="Microsoft YaHei"/>
+          <w:b w:val="0"/>
+          <w:i w:val="0"/>
           <w:sz w:val="21"/>
         </w:rPr>
         <w:t>状态查询：操作/系统日志、机器人状态、学习历史、对话历史、API调用历史、队列历史、意图反馈</w:t>
@@ -2197,6 +2594,8 @@
       <w:r>
         <w:rPr>
           <w:rFonts w:ascii="Microsoft YaHei" w:hAnsi="Microsoft YaHei" w:eastAsia="Microsoft YaHei"/>
+          <w:b w:val="0"/>
+          <w:i w:val="0"/>
           <w:sz w:val="21"/>
         </w:rPr>
         <w:t>对话管理：通用变量、默认消息</w:t>
@@ -2210,6 +2609,8 @@
       <w:r>
         <w:rPr>
           <w:rFonts w:ascii="Microsoft YaHei" w:hAnsi="Microsoft YaHei" w:eastAsia="Microsoft YaHei"/>
+          <w:b w:val="0"/>
+          <w:i w:val="0"/>
           <w:sz w:val="21"/>
         </w:rPr>
         <w:t>系统连接：通道、机器人站连接状态</w:t>
@@ -2223,6 +2624,8 @@
       <w:r>
         <w:rPr>
           <w:rFonts w:ascii="Microsoft YaHei" w:hAnsi="Microsoft YaHei" w:eastAsia="Microsoft YaHei"/>
+          <w:b w:val="0"/>
+          <w:i w:val="0"/>
           <w:sz w:val="21"/>
         </w:rPr>
         <w:t>其他管理：模板、许可证</w:t>
@@ -2247,6 +2650,8 @@
       <w:r>
         <w:rPr>
           <w:rFonts w:ascii="Microsoft YaHei" w:hAnsi="Microsoft YaHei" w:eastAsia="Microsoft YaHei"/>
+          <w:b w:val="0"/>
+          <w:i w:val="0"/>
           <w:sz w:val="21"/>
         </w:rPr>
         <w:t>用户管理：用户管理、登录历史、群组管理</w:t>
@@ -2260,6 +2665,8 @@
       <w:r>
         <w:rPr>
           <w:rFonts w:ascii="Microsoft YaHei" w:hAnsi="Microsoft YaHei" w:eastAsia="Microsoft YaHei"/>
+          <w:b w:val="0"/>
+          <w:i w:val="0"/>
           <w:sz w:val="21"/>
         </w:rPr>
         <w:t>状态查询：操作/系统日志查询、机器人状态查询、学习历史查询、对话历史查询、API调用历史查询、队列历史查询、意向反馈查询</w:t>
@@ -2273,6 +2680,8 @@
       <w:r>
         <w:rPr>
           <w:rFonts w:ascii="Microsoft YaHei" w:hAnsi="Microsoft YaHei" w:eastAsia="Microsoft YaHei"/>
+          <w:b w:val="0"/>
+          <w:i w:val="0"/>
           <w:sz w:val="21"/>
         </w:rPr>
         <w:t>对话管理：管理常用变量、管理基本消息</w:t>
@@ -2286,6 +2695,8 @@
       <w:r>
         <w:rPr>
           <w:rFonts w:ascii="Microsoft YaHei" w:hAnsi="Microsoft YaHei" w:eastAsia="Microsoft YaHei"/>
+          <w:b w:val="0"/>
+          <w:i w:val="0"/>
           <w:sz w:val="21"/>
         </w:rPr>
         <w:t>系统连接：频道管理、bot站连接状态</w:t>
@@ -2299,6 +2710,8 @@
       <w:r>
         <w:rPr>
           <w:rFonts w:ascii="Microsoft YaHei" w:hAnsi="Microsoft YaHei" w:eastAsia="Microsoft YaHei"/>
+          <w:b w:val="0"/>
+          <w:i w:val="0"/>
           <w:sz w:val="21"/>
         </w:rPr>
         <w:t>其他管理：模板列表、许可证查找</w:t>
@@ -2326,9 +2739,20 @@
       <w:r>
         <w:rPr>
           <w:rFonts w:ascii="Microsoft YaHei" w:hAnsi="Microsoft YaHei" w:eastAsia="Microsoft YaHei"/>
-          <w:sz w:val="21"/>
-        </w:rPr>
-        <w:t>`频道管理`：管理通道 ID、通道名称、提供商、渲染器类型、可用性和连接设置。</w:t>
+          <w:b/>
+          <w:i w:val="0"/>
+          <w:sz w:val="21"/>
+        </w:rPr>
+        <w:t>频道管理</w:t>
+      </w:r>
+      <w:r>
+        <w:rPr>
+          <w:rFonts w:ascii="Microsoft YaHei" w:hAnsi="Microsoft YaHei" w:eastAsia="Microsoft YaHei"/>
+          <w:b w:val="0"/>
+          <w:i w:val="0"/>
+          <w:sz w:val="21"/>
+        </w:rPr>
+        <w:t>：管理通道 ID、通道名称、提供商、渲染器类型、可用性和连接设置。</w:t>
       </w:r>
     </w:p>
     <w:p>
@@ -2339,9 +2763,20 @@
       <w:r>
         <w:rPr>
           <w:rFonts w:ascii="Microsoft YaHei" w:hAnsi="Microsoft YaHei" w:eastAsia="Microsoft YaHei"/>
-          <w:sz w:val="21"/>
-        </w:rPr>
-        <w:t>`Botstation 连接状态`：查看群组、通道、机器人、运行版本、活动通道的联动状态。</w:t>
+          <w:b/>
+          <w:i w:val="0"/>
+          <w:sz w:val="21"/>
+        </w:rPr>
+        <w:t>Botstation 连接状态</w:t>
+      </w:r>
+      <w:r>
+        <w:rPr>
+          <w:rFonts w:ascii="Microsoft YaHei" w:hAnsi="Microsoft YaHei" w:eastAsia="Microsoft YaHei"/>
+          <w:b w:val="0"/>
+          <w:i w:val="0"/>
+          <w:sz w:val="21"/>
+        </w:rPr>
+        <w:t>：查看群组、通道、机器人、运行版本、活动通道的联动状态。</w:t>
       </w:r>
     </w:p>
     <w:p>
@@ -2388,6 +2823,7 @@
       <w:r>
         <w:rPr>
           <w:rFonts w:ascii="Microsoft YaHei" w:hAnsi="Microsoft YaHei" w:eastAsia="Microsoft YaHei"/>
+          <w:b w:val="0"/>
           <w:i/>
           <w:color w:val="5F6368"/>
           <w:sz w:val="19"/>
@@ -2428,6 +2864,8 @@
       <w:r>
         <w:rPr>
           <w:rFonts w:ascii="Microsoft YaHei" w:hAnsi="Microsoft YaHei" w:eastAsia="Microsoft YaHei"/>
+          <w:b w:val="0"/>
+          <w:i w:val="0"/>
           <w:sz w:val="21"/>
         </w:rPr>
         <w:t>Kakao 开发者应用程序和应用程序 ID</w:t>
@@ -2441,6 +2879,8 @@
       <w:r>
         <w:rPr>
           <w:rFonts w:ascii="Microsoft YaHei" w:hAnsi="Microsoft YaHei" w:eastAsia="Microsoft YaHei"/>
+          <w:b w:val="0"/>
+          <w:i w:val="0"/>
           <w:sz w:val="21"/>
         </w:rPr>
         <w:t>KakaoTalk频道与业务频道连接状态</w:t>
@@ -2454,6 +2894,8 @@
       <w:r>
         <w:rPr>
           <w:rFonts w:ascii="Microsoft YaHei" w:hAnsi="Microsoft YaHei" w:eastAsia="Microsoft YaHei"/>
+          <w:b w:val="0"/>
+          <w:i w:val="0"/>
           <w:sz w:val="21"/>
         </w:rPr>
         <w:t>Kakao商务聊天机器人和运营频道</w:t>
@@ -2467,6 +2909,8 @@
       <w:r>
         <w:rPr>
           <w:rFonts w:ascii="Microsoft YaHei" w:hAnsi="Microsoft YaHei" w:eastAsia="Microsoft YaHei"/>
+          <w:b w:val="0"/>
+          <w:i w:val="0"/>
           <w:sz w:val="21"/>
         </w:rPr>
         <w:t>CGA 中使用的机器人和操作版本</w:t>
@@ -2480,6 +2924,8 @@
       <w:r>
         <w:rPr>
           <w:rFonts w:ascii="Microsoft YaHei" w:hAnsi="Microsoft YaHei" w:eastAsia="Microsoft YaHei"/>
+          <w:b w:val="0"/>
+          <w:i w:val="0"/>
           <w:sz w:val="21"/>
         </w:rPr>
         <w:t>CGA发布的技能URL和测试URL</w:t>
@@ -2493,6 +2939,8 @@
       <w:r>
         <w:rPr>
           <w:rFonts w:ascii="Microsoft YaHei" w:hAnsi="Microsoft YaHei" w:eastAsia="Microsoft YaHei"/>
+          <w:b w:val="0"/>
+          <w:i w:val="0"/>
           <w:sz w:val="21"/>
         </w:rPr>
         <w:t>所需的操作和测试标头</w:t>
@@ -2525,93 +2973,215 @@
     </w:p>
     <w:p>
       <w:pPr>
-        <w:pStyle w:val="ListNumber"/>
         <w:spacing w:after="80"/>
-      </w:pPr>
-      <w:r>
-        <w:rPr>
-          <w:rFonts w:ascii="Microsoft YaHei" w:hAnsi="Microsoft YaHei" w:eastAsia="Microsoft YaHei"/>
-          <w:sz w:val="21"/>
-        </w:rPr>
-        <w:t>登录[Kakao开发者](https://developers.kakao.com/)。</w:t>
+        <w:ind w:left="360" w:hanging="288"/>
+      </w:pPr>
+      <w:r>
+        <w:rPr>
+          <w:rFonts w:ascii="Microsoft YaHei" w:hAnsi="Microsoft YaHei" w:eastAsia="Microsoft YaHei"/>
+          <w:b w:val="0"/>
+          <w:i w:val="0"/>
+          <w:sz w:val="21"/>
+        </w:rPr>
+        <w:t>1. 登录</w:t>
+      </w:r>
+      <w:r>
+        <w:rPr>
+          <w:rFonts w:ascii="Microsoft YaHei" w:hAnsi="Microsoft YaHei" w:eastAsia="Microsoft YaHei"/>
+          <w:b w:val="0"/>
+          <w:i w:val="0"/>
+          <w:sz w:val="21"/>
+        </w:rPr>
+        <w:t>Kakao开发者</w:t>
+      </w:r>
+      <w:r>
+        <w:rPr>
+          <w:rFonts w:ascii="Microsoft YaHei" w:hAnsi="Microsoft YaHei" w:eastAsia="Microsoft YaHei"/>
+          <w:b w:val="0"/>
+          <w:i w:val="0"/>
+          <w:sz w:val="21"/>
+        </w:rPr>
+        <w:t>。</w:t>
       </w:r>
     </w:p>
     <w:p>
       <w:pPr>
-        <w:pStyle w:val="ListNumber"/>
         <w:spacing w:after="80"/>
-      </w:pPr>
-      <w:r>
-        <w:rPr>
-          <w:rFonts w:ascii="Microsoft YaHei" w:hAnsi="Microsoft YaHei" w:eastAsia="Microsoft YaHei"/>
-          <w:sz w:val="21"/>
-        </w:rPr>
-        <w:t>从 **应用程序** 菜单中选择要连接的应用程序。</w:t>
+        <w:ind w:left="360" w:hanging="288"/>
+      </w:pPr>
+      <w:r>
+        <w:rPr>
+          <w:rFonts w:ascii="Microsoft YaHei" w:hAnsi="Microsoft YaHei" w:eastAsia="Microsoft YaHei"/>
+          <w:b w:val="0"/>
+          <w:i w:val="0"/>
+          <w:sz w:val="21"/>
+        </w:rPr>
+        <w:t xml:space="preserve">2. 从 </w:t>
+      </w:r>
+      <w:r>
+        <w:rPr>
+          <w:rFonts w:ascii="Microsoft YaHei" w:hAnsi="Microsoft YaHei" w:eastAsia="Microsoft YaHei"/>
+          <w:b/>
+          <w:i w:val="0"/>
+          <w:sz w:val="21"/>
+        </w:rPr>
+        <w:t>应用程序</w:t>
+      </w:r>
+      <w:r>
+        <w:rPr>
+          <w:rFonts w:ascii="Microsoft YaHei" w:hAnsi="Microsoft YaHei" w:eastAsia="Microsoft YaHei"/>
+          <w:b w:val="0"/>
+          <w:i w:val="0"/>
+          <w:sz w:val="21"/>
+        </w:rPr>
+        <w:t xml:space="preserve"> 菜单中选择要连接的应用程序。</w:t>
       </w:r>
     </w:p>
     <w:p>
       <w:pPr>
-        <w:pStyle w:val="ListNumber"/>
         <w:spacing w:after="80"/>
-      </w:pPr>
-      <w:r>
-        <w:rPr>
-          <w:rFonts w:ascii="Microsoft YaHei" w:hAnsi="Microsoft YaHei" w:eastAsia="Microsoft YaHei"/>
-          <w:sz w:val="21"/>
-        </w:rPr>
-        <w:t>检查应用程序名称和应用程序 ID。</w:t>
+        <w:ind w:left="360" w:hanging="288"/>
+      </w:pPr>
+      <w:r>
+        <w:rPr>
+          <w:rFonts w:ascii="Microsoft YaHei" w:hAnsi="Microsoft YaHei" w:eastAsia="Microsoft YaHei"/>
+          <w:b w:val="0"/>
+          <w:i w:val="0"/>
+          <w:sz w:val="21"/>
+        </w:rPr>
+        <w:t>3. 检查应用程序名称和应用程序 ID。</w:t>
       </w:r>
     </w:p>
     <w:p>
       <w:pPr>
-        <w:pStyle w:val="ListNumber"/>
         <w:spacing w:after="80"/>
-      </w:pPr>
-      <w:r>
-        <w:rPr>
-          <w:rFonts w:ascii="Microsoft YaHei" w:hAnsi="Microsoft YaHei" w:eastAsia="Microsoft YaHei"/>
-          <w:sz w:val="21"/>
-        </w:rPr>
-        <w:t>如果需要在 **Kakao 登录 &gt; 常规** 中登录 Kakao，请将状态设置为 `ON` 并保存。</w:t>
+        <w:ind w:left="360" w:hanging="288"/>
+      </w:pPr>
+      <w:r>
+        <w:rPr>
+          <w:rFonts w:ascii="Microsoft YaHei" w:hAnsi="Microsoft YaHei" w:eastAsia="Microsoft YaHei"/>
+          <w:b w:val="0"/>
+          <w:i w:val="0"/>
+          <w:sz w:val="21"/>
+        </w:rPr>
+        <w:t xml:space="preserve">4. 如果需要在 </w:t>
+      </w:r>
+      <w:r>
+        <w:rPr>
+          <w:rFonts w:ascii="Microsoft YaHei" w:hAnsi="Microsoft YaHei" w:eastAsia="Microsoft YaHei"/>
+          <w:b/>
+          <w:i w:val="0"/>
+          <w:sz w:val="21"/>
+        </w:rPr>
+        <w:t>Kakao 登录 &gt; 常规</w:t>
+      </w:r>
+      <w:r>
+        <w:rPr>
+          <w:rFonts w:ascii="Microsoft YaHei" w:hAnsi="Microsoft YaHei" w:eastAsia="Microsoft YaHei"/>
+          <w:b w:val="0"/>
+          <w:i w:val="0"/>
+          <w:sz w:val="21"/>
+        </w:rPr>
+        <w:t xml:space="preserve"> 中登录 Kakao，请将状态设置为 </w:t>
+      </w:r>
+      <w:r>
+        <w:rPr>
+          <w:rFonts w:ascii="Microsoft YaHei" w:hAnsi="Microsoft YaHei" w:eastAsia="Microsoft YaHei"/>
+          <w:b/>
+          <w:i w:val="0"/>
+          <w:sz w:val="21"/>
+        </w:rPr>
+        <w:t>ON</w:t>
+      </w:r>
+      <w:r>
+        <w:rPr>
+          <w:rFonts w:ascii="Microsoft YaHei" w:hAnsi="Microsoft YaHei" w:eastAsia="Microsoft YaHei"/>
+          <w:b w:val="0"/>
+          <w:i w:val="0"/>
+          <w:sz w:val="21"/>
+        </w:rPr>
+        <w:t xml:space="preserve"> 并保存。</w:t>
       </w:r>
     </w:p>
     <w:p>
       <w:pPr>
-        <w:pStyle w:val="ListNumber"/>
         <w:spacing w:after="80"/>
-      </w:pPr>
-      <w:r>
-        <w:rPr>
-          <w:rFonts w:ascii="Microsoft YaHei" w:hAnsi="Microsoft YaHei" w:eastAsia="Microsoft YaHei"/>
-          <w:sz w:val="21"/>
-        </w:rPr>
-        <w:t>在**商业认证 &gt; 商务应用切换**中查看应用基本信息和商务应用转换状态。</w:t>
+        <w:ind w:left="360" w:hanging="288"/>
+      </w:pPr>
+      <w:r>
+        <w:rPr>
+          <w:rFonts w:ascii="Microsoft YaHei" w:hAnsi="Microsoft YaHei" w:eastAsia="Microsoft YaHei"/>
+          <w:b w:val="0"/>
+          <w:i w:val="0"/>
+          <w:sz w:val="21"/>
+        </w:rPr>
+        <w:t>5. 在</w:t>
+      </w:r>
+      <w:r>
+        <w:rPr>
+          <w:rFonts w:ascii="Microsoft YaHei" w:hAnsi="Microsoft YaHei" w:eastAsia="Microsoft YaHei"/>
+          <w:b/>
+          <w:i w:val="0"/>
+          <w:sz w:val="21"/>
+        </w:rPr>
+        <w:t>商业认证 &gt; 商务应用切换</w:t>
+      </w:r>
+      <w:r>
+        <w:rPr>
+          <w:rFonts w:ascii="Microsoft YaHei" w:hAnsi="Microsoft YaHei" w:eastAsia="Microsoft YaHei"/>
+          <w:b w:val="0"/>
+          <w:i w:val="0"/>
+          <w:sz w:val="21"/>
+        </w:rPr>
+        <w:t>中查看应用基本信息和商务应用转换状态。</w:t>
       </w:r>
     </w:p>
     <w:p>
       <w:pPr>
-        <w:pStyle w:val="ListNumber"/>
         <w:spacing w:after="80"/>
-      </w:pPr>
-      <w:r>
-        <w:rPr>
-          <w:rFonts w:ascii="Microsoft YaHei" w:hAnsi="Microsoft YaHei" w:eastAsia="Microsoft YaHei"/>
-          <w:sz w:val="21"/>
-        </w:rPr>
-        <w:t>在 **KakaoTalk 频道 &gt; 业务频道连接** 中检查申请资格和审核状态。</w:t>
+        <w:ind w:left="360" w:hanging="288"/>
+      </w:pPr>
+      <w:r>
+        <w:rPr>
+          <w:rFonts w:ascii="Microsoft YaHei" w:hAnsi="Microsoft YaHei" w:eastAsia="Microsoft YaHei"/>
+          <w:b w:val="0"/>
+          <w:i w:val="0"/>
+          <w:sz w:val="21"/>
+        </w:rPr>
+        <w:t xml:space="preserve">6. 在 </w:t>
+      </w:r>
+      <w:r>
+        <w:rPr>
+          <w:rFonts w:ascii="Microsoft YaHei" w:hAnsi="Microsoft YaHei" w:eastAsia="Microsoft YaHei"/>
+          <w:b/>
+          <w:i w:val="0"/>
+          <w:sz w:val="21"/>
+        </w:rPr>
+        <w:t>KakaoTalk 频道 &gt; 业务频道连接</w:t>
+      </w:r>
+      <w:r>
+        <w:rPr>
+          <w:rFonts w:ascii="Microsoft YaHei" w:hAnsi="Microsoft YaHei" w:eastAsia="Microsoft YaHei"/>
+          <w:b w:val="0"/>
+          <w:i w:val="0"/>
+          <w:sz w:val="21"/>
+        </w:rPr>
+        <w:t xml:space="preserve"> 中检查申请资格和审核状态。</w:t>
       </w:r>
     </w:p>
     <w:p>
       <w:pPr>
-        <w:pStyle w:val="ListNumber"/>
         <w:spacing w:after="80"/>
-      </w:pPr>
-      <w:r>
-        <w:rPr>
-          <w:rFonts w:ascii="Microsoft YaHei" w:hAnsi="Microsoft YaHei" w:eastAsia="Microsoft YaHei"/>
-          <w:sz w:val="21"/>
-        </w:rPr>
-        <w:t>检查应用程序设置中的 REST API 密钥，但不要将实际密钥值暴露给外部。</w:t>
+        <w:ind w:left="360" w:hanging="288"/>
+      </w:pPr>
+      <w:r>
+        <w:rPr>
+          <w:rFonts w:ascii="Microsoft YaHei" w:hAnsi="Microsoft YaHei" w:eastAsia="Microsoft YaHei"/>
+          <w:b w:val="0"/>
+          <w:i w:val="0"/>
+          <w:sz w:val="21"/>
+        </w:rPr>
+        <w:t>7. 检查应用程序设置中的 REST API 密钥，但不要将实际密钥值暴露给外部。</w:t>
       </w:r>
     </w:p>
     <w:p>
@@ -2641,67 +3211,149 @@
     </w:p>
     <w:p>
       <w:pPr>
-        <w:pStyle w:val="ListNumber"/>
         <w:spacing w:after="80"/>
-      </w:pPr>
-      <w:r>
-        <w:rPr>
-          <w:rFonts w:ascii="Microsoft YaHei" w:hAnsi="Microsoft YaHei" w:eastAsia="Microsoft YaHei"/>
-          <w:sz w:val="21"/>
-        </w:rPr>
-        <w:t>在[KakaoTalk频道管理中心](https://center-pf.kakao.com/)或Kakao商务管理中心检查要连接的频道。</w:t>
+        <w:ind w:left="360" w:hanging="288"/>
+      </w:pPr>
+      <w:r>
+        <w:rPr>
+          <w:rFonts w:ascii="Microsoft YaHei" w:hAnsi="Microsoft YaHei" w:eastAsia="Microsoft YaHei"/>
+          <w:b w:val="0"/>
+          <w:i w:val="0"/>
+          <w:sz w:val="21"/>
+        </w:rPr>
+        <w:t>1. 在</w:t>
+      </w:r>
+      <w:r>
+        <w:rPr>
+          <w:rFonts w:ascii="Microsoft YaHei" w:hAnsi="Microsoft YaHei" w:eastAsia="Microsoft YaHei"/>
+          <w:b w:val="0"/>
+          <w:i w:val="0"/>
+          <w:sz w:val="21"/>
+        </w:rPr>
+        <w:t>KakaoTalk频道管理中心</w:t>
+      </w:r>
+      <w:r>
+        <w:rPr>
+          <w:rFonts w:ascii="Microsoft YaHei" w:hAnsi="Microsoft YaHei" w:eastAsia="Microsoft YaHei"/>
+          <w:b w:val="0"/>
+          <w:i w:val="0"/>
+          <w:sz w:val="21"/>
+        </w:rPr>
+        <w:t>或Kakao商务管理中心检查要连接的频道。</w:t>
       </w:r>
     </w:p>
     <w:p>
       <w:pPr>
-        <w:pStyle w:val="ListNumber"/>
         <w:spacing w:after="80"/>
-      </w:pPr>
-      <w:r>
-        <w:rPr>
-          <w:rFonts w:ascii="Microsoft YaHei" w:hAnsi="Microsoft YaHei" w:eastAsia="Microsoft YaHei"/>
-          <w:sz w:val="21"/>
-        </w:rPr>
-        <w:t>确保通道可发现且可用。</w:t>
+        <w:ind w:left="360" w:hanging="288"/>
+      </w:pPr>
+      <w:r>
+        <w:rPr>
+          <w:rFonts w:ascii="Microsoft YaHei" w:hAnsi="Microsoft YaHei" w:eastAsia="Microsoft YaHei"/>
+          <w:b w:val="0"/>
+          <w:i w:val="0"/>
+          <w:sz w:val="21"/>
+        </w:rPr>
+        <w:t>2. 确保通道可发现且可用。</w:t>
       </w:r>
     </w:p>
     <w:p>
       <w:pPr>
-        <w:pStyle w:val="ListNumber"/>
         <w:spacing w:after="80"/>
-      </w:pPr>
-      <w:r>
-        <w:rPr>
-          <w:rFonts w:ascii="Microsoft YaHei" w:hAnsi="Microsoft YaHei" w:eastAsia="Microsoft YaHei"/>
-          <w:sz w:val="21"/>
-        </w:rPr>
-        <w:t>创建聊天机器人或在 **业务工具 &gt; 聊天机器人** 中选择现有聊天机器人。</w:t>
+        <w:ind w:left="360" w:hanging="288"/>
+      </w:pPr>
+      <w:r>
+        <w:rPr>
+          <w:rFonts w:ascii="Microsoft YaHei" w:hAnsi="Microsoft YaHei" w:eastAsia="Microsoft YaHei"/>
+          <w:b w:val="0"/>
+          <w:i w:val="0"/>
+          <w:sz w:val="21"/>
+        </w:rPr>
+        <w:t xml:space="preserve">3. 创建聊天机器人或在 </w:t>
+      </w:r>
+      <w:r>
+        <w:rPr>
+          <w:rFonts w:ascii="Microsoft YaHei" w:hAnsi="Microsoft YaHei" w:eastAsia="Microsoft YaHei"/>
+          <w:b/>
+          <w:i w:val="0"/>
+          <w:sz w:val="21"/>
+        </w:rPr>
+        <w:t>业务工具 &gt; 聊天机器人</w:t>
+      </w:r>
+      <w:r>
+        <w:rPr>
+          <w:rFonts w:ascii="Microsoft YaHei" w:hAnsi="Microsoft YaHei" w:eastAsia="Microsoft YaHei"/>
+          <w:b w:val="0"/>
+          <w:i w:val="0"/>
+          <w:sz w:val="21"/>
+        </w:rPr>
+        <w:t xml:space="preserve"> 中选择现有聊天机器人。</w:t>
       </w:r>
     </w:p>
     <w:p>
       <w:pPr>
-        <w:pStyle w:val="ListNumber"/>
         <w:spacing w:after="80"/>
-      </w:pPr>
-      <w:r>
-        <w:rPr>
-          <w:rFonts w:ascii="Microsoft YaHei" w:hAnsi="Microsoft YaHei" w:eastAsia="Microsoft YaHei"/>
-          <w:sz w:val="21"/>
-        </w:rPr>
-        <w:t>在聊天机器人的**设置&gt;选择操作通道**中选择并保存要连接到CGA的操作通道。</w:t>
+        <w:ind w:left="360" w:hanging="288"/>
+      </w:pPr>
+      <w:r>
+        <w:rPr>
+          <w:rFonts w:ascii="Microsoft YaHei" w:hAnsi="Microsoft YaHei" w:eastAsia="Microsoft YaHei"/>
+          <w:b w:val="0"/>
+          <w:i w:val="0"/>
+          <w:sz w:val="21"/>
+        </w:rPr>
+        <w:t>4. 在聊天机器人的</w:t>
+      </w:r>
+      <w:r>
+        <w:rPr>
+          <w:rFonts w:ascii="Microsoft YaHei" w:hAnsi="Microsoft YaHei" w:eastAsia="Microsoft YaHei"/>
+          <w:b/>
+          <w:i w:val="0"/>
+          <w:sz w:val="21"/>
+        </w:rPr>
+        <w:t>设置&gt;选择操作通道</w:t>
+      </w:r>
+      <w:r>
+        <w:rPr>
+          <w:rFonts w:ascii="Microsoft YaHei" w:hAnsi="Microsoft YaHei" w:eastAsia="Microsoft YaHei"/>
+          <w:b w:val="0"/>
+          <w:i w:val="0"/>
+          <w:sz w:val="21"/>
+        </w:rPr>
+        <w:t>中选择并保存要连接到CGA的操作通道。</w:t>
       </w:r>
     </w:p>
     <w:p>
       <w:pPr>
-        <w:pStyle w:val="ListNumber"/>
         <w:spacing w:after="80"/>
-      </w:pPr>
-      <w:r>
-        <w:rPr>
-          <w:rFonts w:ascii="Microsoft YaHei" w:hAnsi="Microsoft YaHei" w:eastAsia="Microsoft YaHei"/>
-          <w:sz w:val="21"/>
-        </w:rPr>
-        <w:t>在通道仪表板的 **连接聊天机器人** 中检查操作通道和聊天机器人是否已连接。</w:t>
+        <w:ind w:left="360" w:hanging="288"/>
+      </w:pPr>
+      <w:r>
+        <w:rPr>
+          <w:rFonts w:ascii="Microsoft YaHei" w:hAnsi="Microsoft YaHei" w:eastAsia="Microsoft YaHei"/>
+          <w:b w:val="0"/>
+          <w:i w:val="0"/>
+          <w:sz w:val="21"/>
+        </w:rPr>
+        <w:t xml:space="preserve">5. 在通道仪表板的 </w:t>
+      </w:r>
+      <w:r>
+        <w:rPr>
+          <w:rFonts w:ascii="Microsoft YaHei" w:hAnsi="Microsoft YaHei" w:eastAsia="Microsoft YaHei"/>
+          <w:b/>
+          <w:i w:val="0"/>
+          <w:sz w:val="21"/>
+        </w:rPr>
+        <w:t>连接聊天机器人</w:t>
+      </w:r>
+      <w:r>
+        <w:rPr>
+          <w:rFonts w:ascii="Microsoft YaHei" w:hAnsi="Microsoft YaHei" w:eastAsia="Microsoft YaHei"/>
+          <w:b w:val="0"/>
+          <w:i w:val="0"/>
+          <w:sz w:val="21"/>
+        </w:rPr>
+        <w:t xml:space="preserve"> 中检查操作通道和聊天机器人是否已连接。</w:t>
       </w:r>
     </w:p>
     <w:p>
@@ -2720,80 +3372,110 @@
     </w:p>
     <w:p>
       <w:pPr>
-        <w:pStyle w:val="ListNumber"/>
         <w:spacing w:after="80"/>
-      </w:pPr>
-      <w:r>
-        <w:rPr>
-          <w:rFonts w:ascii="Microsoft YaHei" w:hAnsi="Microsoft YaHei" w:eastAsia="Microsoft YaHei"/>
-          <w:sz w:val="21"/>
-        </w:rPr>
-        <w:t>在 Kakao 聊天机器人管理中心选择目标聊天机器人。</w:t>
+        <w:ind w:left="360" w:hanging="288"/>
+      </w:pPr>
+      <w:r>
+        <w:rPr>
+          <w:rFonts w:ascii="Microsoft YaHei" w:hAnsi="Microsoft YaHei" w:eastAsia="Microsoft YaHei"/>
+          <w:b w:val="0"/>
+          <w:i w:val="0"/>
+          <w:sz w:val="21"/>
+        </w:rPr>
+        <w:t>1. 在 Kakao 聊天机器人管理中心选择目标聊天机器人。</w:t>
       </w:r>
     </w:p>
     <w:p>
       <w:pPr>
-        <w:pStyle w:val="ListNumber"/>
         <w:spacing w:after="80"/>
-      </w:pPr>
-      <w:r>
-        <w:rPr>
-          <w:rFonts w:ascii="Microsoft YaHei" w:hAnsi="Microsoft YaHei" w:eastAsia="Microsoft YaHei"/>
-          <w:sz w:val="21"/>
-        </w:rPr>
-        <w:t>选择**创建新块&gt;创建技能**。</w:t>
+        <w:ind w:left="360" w:hanging="288"/>
+      </w:pPr>
+      <w:r>
+        <w:rPr>
+          <w:rFonts w:ascii="Microsoft YaHei" w:hAnsi="Microsoft YaHei" w:eastAsia="Microsoft YaHei"/>
+          <w:b w:val="0"/>
+          <w:i w:val="0"/>
+          <w:sz w:val="21"/>
+        </w:rPr>
+        <w:t>2. 选择</w:t>
+      </w:r>
+      <w:r>
+        <w:rPr>
+          <w:rFonts w:ascii="Microsoft YaHei" w:hAnsi="Microsoft YaHei" w:eastAsia="Microsoft YaHei"/>
+          <w:b/>
+          <w:i w:val="0"/>
+          <w:sz w:val="21"/>
+        </w:rPr>
+        <w:t>创建新块&gt;创建技能</w:t>
+      </w:r>
+      <w:r>
+        <w:rPr>
+          <w:rFonts w:ascii="Microsoft YaHei" w:hAnsi="Microsoft YaHei" w:eastAsia="Microsoft YaHei"/>
+          <w:b w:val="0"/>
+          <w:i w:val="0"/>
+          <w:sz w:val="21"/>
+        </w:rPr>
+        <w:t>。</w:t>
       </w:r>
     </w:p>
     <w:p>
       <w:pPr>
-        <w:pStyle w:val="ListNumber"/>
         <w:spacing w:after="80"/>
-      </w:pPr>
-      <w:r>
-        <w:rPr>
-          <w:rFonts w:ascii="Microsoft YaHei" w:hAnsi="Microsoft YaHei" w:eastAsia="Microsoft YaHei"/>
-          <w:sz w:val="21"/>
-        </w:rPr>
-        <w:t>输入技能名称。根据操作规则命名，识别为CGA对接技能。</w:t>
+        <w:ind w:left="360" w:hanging="288"/>
+      </w:pPr>
+      <w:r>
+        <w:rPr>
+          <w:rFonts w:ascii="Microsoft YaHei" w:hAnsi="Microsoft YaHei" w:eastAsia="Microsoft YaHei"/>
+          <w:b w:val="0"/>
+          <w:i w:val="0"/>
+          <w:sz w:val="21"/>
+        </w:rPr>
+        <w:t>3. 输入技能名称。根据操作规则命名，识别为CGA对接技能。</w:t>
       </w:r>
     </w:p>
     <w:p>
       <w:pPr>
-        <w:pStyle w:val="ListNumber"/>
         <w:spacing w:after="80"/>
-      </w:pPr>
-      <w:r>
-        <w:rPr>
-          <w:rFonts w:ascii="Microsoft YaHei" w:hAnsi="Microsoft YaHei" w:eastAsia="Microsoft YaHei"/>
-          <w:sz w:val="21"/>
-        </w:rPr>
-        <w:t>分别输入CGA颁发的技能URL和测试URL。</w:t>
+        <w:ind w:left="360" w:hanging="288"/>
+      </w:pPr>
+      <w:r>
+        <w:rPr>
+          <w:rFonts w:ascii="Microsoft YaHei" w:hAnsi="Microsoft YaHei" w:eastAsia="Microsoft YaHei"/>
+          <w:b w:val="0"/>
+          <w:i w:val="0"/>
+          <w:sz w:val="21"/>
+        </w:rPr>
+        <w:t>4. 分别输入CGA颁发的技能URL和测试URL。</w:t>
       </w:r>
     </w:p>
     <w:p>
       <w:pPr>
-        <w:pStyle w:val="ListNumber"/>
         <w:spacing w:after="80"/>
-      </w:pPr>
-      <w:r>
-        <w:rPr>
-          <w:rFonts w:ascii="Microsoft YaHei" w:hAnsi="Microsoft YaHei" w:eastAsia="Microsoft YaHei"/>
-          <w:sz w:val="21"/>
-        </w:rPr>
-        <w:t>如有必要，分别输入操作和测试标头。</w:t>
+        <w:ind w:left="360" w:hanging="288"/>
+      </w:pPr>
+      <w:r>
+        <w:rPr>
+          <w:rFonts w:ascii="Microsoft YaHei" w:hAnsi="Microsoft YaHei" w:eastAsia="Microsoft YaHei"/>
+          <w:b w:val="0"/>
+          <w:i w:val="0"/>
+          <w:sz w:val="21"/>
+        </w:rPr>
+        <w:t>5. 如有必要，分别输入操作和测试标头。</w:t>
       </w:r>
     </w:p>
     <w:p>
       <w:pPr>
-        <w:pStyle w:val="ListNumber"/>
         <w:spacing w:after="80"/>
-      </w:pPr>
-      <w:r>
-        <w:rPr>
-          <w:rFonts w:ascii="Microsoft YaHei" w:hAnsi="Microsoft YaHei" w:eastAsia="Microsoft YaHei"/>
-          <w:sz w:val="21"/>
-        </w:rPr>
-        <w:t>保存后，在技能详细信息屏幕上检查 URL、测试 URL、标头输入状态和适用块。</w:t>
+        <w:ind w:left="360" w:hanging="288"/>
+      </w:pPr>
+      <w:r>
+        <w:rPr>
+          <w:rFonts w:ascii="Microsoft YaHei" w:hAnsi="Microsoft YaHei" w:eastAsia="Microsoft YaHei"/>
+          <w:b w:val="0"/>
+          <w:i w:val="0"/>
+          <w:sz w:val="21"/>
+        </w:rPr>
+        <w:t>6. 保存后，在技能详细信息屏幕上检查 URL、测试 URL、标头输入状态和适用块。</w:t>
       </w:r>
     </w:p>
     <w:p>
@@ -2869,7 +3551,25 @@
           <w:i w:val="0"/>
           <w:sz w:val="21"/>
         </w:rPr>
-        <w:t>图 6-2-1。 `CGA Kakao 连接` 技能详细信息屏幕。为了安全起见，URL 和标头值被屏蔽。</w:t>
+        <w:t xml:space="preserve">图 6-2-1。 </w:t>
+      </w:r>
+      <w:r>
+        <w:rPr>
+          <w:rFonts w:ascii="Microsoft YaHei" w:hAnsi="Microsoft YaHei" w:eastAsia="Microsoft YaHei"/>
+          <w:b/>
+          <w:i w:val="0"/>
+          <w:sz w:val="21"/>
+        </w:rPr>
+        <w:t>CGA Kakao 连接</w:t>
+      </w:r>
+      <w:r>
+        <w:rPr>
+          <w:rFonts w:ascii="Microsoft YaHei" w:hAnsi="Microsoft YaHei" w:eastAsia="Microsoft YaHei"/>
+          <w:b w:val="0"/>
+          <w:i w:val="0"/>
+          <w:sz w:val="21"/>
+        </w:rPr>
+        <w:t xml:space="preserve"> 技能详细信息屏幕。为了安全起见，URL 和标头值被屏蔽。</w:t>
       </w:r>
     </w:p>
     <w:p>
@@ -2888,80 +3588,146 @@
     </w:p>
     <w:p>
       <w:pPr>
-        <w:pStyle w:val="ListNumber"/>
         <w:spacing w:after="80"/>
-      </w:pPr>
-      <w:r>
-        <w:rPr>
-          <w:rFonts w:ascii="Microsoft YaHei" w:hAnsi="Microsoft YaHei" w:eastAsia="Microsoft YaHei"/>
-          <w:sz w:val="21"/>
-        </w:rPr>
-        <w:t>打开聊天机器人的欢迎块。</w:t>
+        <w:ind w:left="360" w:hanging="288"/>
+      </w:pPr>
+      <w:r>
+        <w:rPr>
+          <w:rFonts w:ascii="Microsoft YaHei" w:hAnsi="Microsoft YaHei" w:eastAsia="Microsoft YaHei"/>
+          <w:b w:val="0"/>
+          <w:i w:val="0"/>
+          <w:sz w:val="21"/>
+        </w:rPr>
+        <w:t>1. 打开聊天机器人的欢迎块。</w:t>
       </w:r>
     </w:p>
     <w:p>
       <w:pPr>
-        <w:pStyle w:val="ListNumber"/>
         <w:spacing w:after="80"/>
-      </w:pPr>
-      <w:r>
-        <w:rPr>
-          <w:rFonts w:ascii="Microsoft YaHei" w:hAnsi="Microsoft YaHei" w:eastAsia="Microsoft YaHei"/>
-          <w:sz w:val="21"/>
-        </w:rPr>
-        <w:t>在**参数设置**中选择CGA连接技能。</w:t>
+        <w:ind w:left="360" w:hanging="288"/>
+      </w:pPr>
+      <w:r>
+        <w:rPr>
+          <w:rFonts w:ascii="Microsoft YaHei" w:hAnsi="Microsoft YaHei" w:eastAsia="Microsoft YaHei"/>
+          <w:b w:val="0"/>
+          <w:i w:val="0"/>
+          <w:sz w:val="21"/>
+        </w:rPr>
+        <w:t>2. 在</w:t>
+      </w:r>
+      <w:r>
+        <w:rPr>
+          <w:rFonts w:ascii="Microsoft YaHei" w:hAnsi="Microsoft YaHei" w:eastAsia="Microsoft YaHei"/>
+          <w:b/>
+          <w:i w:val="0"/>
+          <w:sz w:val="21"/>
+        </w:rPr>
+        <w:t>参数设置</w:t>
+      </w:r>
+      <w:r>
+        <w:rPr>
+          <w:rFonts w:ascii="Microsoft YaHei" w:hAnsi="Microsoft YaHei" w:eastAsia="Microsoft YaHei"/>
+          <w:b w:val="0"/>
+          <w:i w:val="0"/>
+          <w:sz w:val="21"/>
+        </w:rPr>
+        <w:t>中选择CGA连接技能。</w:t>
       </w:r>
     </w:p>
     <w:p>
       <w:pPr>
-        <w:pStyle w:val="ListNumber"/>
         <w:spacing w:after="80"/>
-      </w:pPr>
-      <w:r>
-        <w:rPr>
-          <w:rFonts w:ascii="Microsoft YaHei" w:hAnsi="Microsoft YaHei" w:eastAsia="Microsoft YaHei"/>
-          <w:sz w:val="21"/>
-        </w:rPr>
-        <w:t>在机器人响应设置中选择 **使用技能数据**。</w:t>
+        <w:ind w:left="360" w:hanging="288"/>
+      </w:pPr>
+      <w:r>
+        <w:rPr>
+          <w:rFonts w:ascii="Microsoft YaHei" w:hAnsi="Microsoft YaHei" w:eastAsia="Microsoft YaHei"/>
+          <w:b w:val="0"/>
+          <w:i w:val="0"/>
+          <w:sz w:val="21"/>
+        </w:rPr>
+        <w:t xml:space="preserve">3. 在机器人响应设置中选择 </w:t>
+      </w:r>
+      <w:r>
+        <w:rPr>
+          <w:rFonts w:ascii="Microsoft YaHei" w:hAnsi="Microsoft YaHei" w:eastAsia="Microsoft YaHei"/>
+          <w:b/>
+          <w:i w:val="0"/>
+          <w:sz w:val="21"/>
+        </w:rPr>
+        <w:t>使用技能数据</w:t>
+      </w:r>
+      <w:r>
+        <w:rPr>
+          <w:rFonts w:ascii="Microsoft YaHei" w:hAnsi="Microsoft YaHei" w:eastAsia="Microsoft YaHei"/>
+          <w:b w:val="0"/>
+          <w:i w:val="0"/>
+          <w:sz w:val="21"/>
+        </w:rPr>
+        <w:t>。</w:t>
       </w:r>
     </w:p>
     <w:p>
       <w:pPr>
-        <w:pStyle w:val="ListNumber"/>
         <w:spacing w:after="80"/>
-      </w:pPr>
-      <w:r>
-        <w:rPr>
-          <w:rFonts w:ascii="Microsoft YaHei" w:hAnsi="Microsoft YaHei" w:eastAsia="Microsoft YaHei"/>
-          <w:sz w:val="21"/>
-        </w:rPr>
-        <w:t>保存。</w:t>
+        <w:ind w:left="360" w:hanging="288"/>
+      </w:pPr>
+      <w:r>
+        <w:rPr>
+          <w:rFonts w:ascii="Microsoft YaHei" w:hAnsi="Microsoft YaHei" w:eastAsia="Microsoft YaHei"/>
+          <w:b w:val="0"/>
+          <w:i w:val="0"/>
+          <w:sz w:val="21"/>
+        </w:rPr>
+        <w:t>4. 保存。</w:t>
       </w:r>
     </w:p>
     <w:p>
       <w:pPr>
-        <w:pStyle w:val="ListNumber"/>
         <w:spacing w:after="80"/>
-      </w:pPr>
-      <w:r>
-        <w:rPr>
-          <w:rFonts w:ascii="Microsoft YaHei" w:hAnsi="Microsoft YaHei" w:eastAsia="Microsoft YaHei"/>
-          <w:sz w:val="21"/>
-        </w:rPr>
-        <w:t>在后备块中设置相同的 CGA 连接技能并**使用技能数据**。</w:t>
+        <w:ind w:left="360" w:hanging="288"/>
+      </w:pPr>
+      <w:r>
+        <w:rPr>
+          <w:rFonts w:ascii="Microsoft YaHei" w:hAnsi="Microsoft YaHei" w:eastAsia="Microsoft YaHei"/>
+          <w:b w:val="0"/>
+          <w:i w:val="0"/>
+          <w:sz w:val="21"/>
+        </w:rPr>
+        <w:t>5. 在后备块中设置相同的 CGA 连接技能并</w:t>
+      </w:r>
+      <w:r>
+        <w:rPr>
+          <w:rFonts w:ascii="Microsoft YaHei" w:hAnsi="Microsoft YaHei" w:eastAsia="Microsoft YaHei"/>
+          <w:b/>
+          <w:i w:val="0"/>
+          <w:sz w:val="21"/>
+        </w:rPr>
+        <w:t>使用技能数据</w:t>
+      </w:r>
+      <w:r>
+        <w:rPr>
+          <w:rFonts w:ascii="Microsoft YaHei" w:hAnsi="Microsoft YaHei" w:eastAsia="Microsoft YaHei"/>
+          <w:b w:val="0"/>
+          <w:i w:val="0"/>
+          <w:sz w:val="21"/>
+        </w:rPr>
+        <w:t>。</w:t>
       </w:r>
     </w:p>
     <w:p>
       <w:pPr>
-        <w:pStyle w:val="ListNumber"/>
         <w:spacing w:after="80"/>
-      </w:pPr>
-      <w:r>
-        <w:rPr>
-          <w:rFonts w:ascii="Microsoft YaHei" w:hAnsi="Microsoft YaHei" w:eastAsia="Microsoft YaHei"/>
-          <w:sz w:val="21"/>
-        </w:rPr>
-        <w:t>重新检查每个块的保存结果和连接状态。</w:t>
+        <w:ind w:left="360" w:hanging="288"/>
+      </w:pPr>
+      <w:r>
+        <w:rPr>
+          <w:rFonts w:ascii="Microsoft YaHei" w:hAnsi="Microsoft YaHei" w:eastAsia="Microsoft YaHei"/>
+          <w:b w:val="0"/>
+          <w:i w:val="0"/>
+          <w:sz w:val="21"/>
+        </w:rPr>
+        <w:t>6. 重新检查每个块的保存结果和连接状态。</w:t>
       </w:r>
     </w:p>
     <w:p>
@@ -3121,80 +3887,128 @@
     </w:p>
     <w:p>
       <w:pPr>
-        <w:pStyle w:val="ListNumber"/>
         <w:spacing w:after="80"/>
-      </w:pPr>
-      <w:r>
-        <w:rPr>
-          <w:rFonts w:ascii="Microsoft YaHei" w:hAnsi="Microsoft YaHei" w:eastAsia="Microsoft YaHei"/>
-          <w:sz w:val="21"/>
-        </w:rPr>
-        <w:t>在 CGA Studio 中，转到**系统管理 &gt; 频道管理**。</w:t>
+        <w:ind w:left="360" w:hanging="288"/>
+      </w:pPr>
+      <w:r>
+        <w:rPr>
+          <w:rFonts w:ascii="Microsoft YaHei" w:hAnsi="Microsoft YaHei" w:eastAsia="Microsoft YaHei"/>
+          <w:b w:val="0"/>
+          <w:i w:val="0"/>
+          <w:sz w:val="21"/>
+        </w:rPr>
+        <w:t>1. 在 CGA Studio 中，转到</w:t>
+      </w:r>
+      <w:r>
+        <w:rPr>
+          <w:rFonts w:ascii="Microsoft YaHei" w:hAnsi="Microsoft YaHei" w:eastAsia="Microsoft YaHei"/>
+          <w:b/>
+          <w:i w:val="0"/>
+          <w:sz w:val="21"/>
+        </w:rPr>
+        <w:t>系统管理 &gt; 频道管理</w:t>
+      </w:r>
+      <w:r>
+        <w:rPr>
+          <w:rFonts w:ascii="Microsoft YaHei" w:hAnsi="Microsoft YaHei" w:eastAsia="Microsoft YaHei"/>
+          <w:b w:val="0"/>
+          <w:i w:val="0"/>
+          <w:sz w:val="21"/>
+        </w:rPr>
+        <w:t>。</w:t>
       </w:r>
     </w:p>
     <w:p>
       <w:pPr>
-        <w:pStyle w:val="ListNumber"/>
         <w:spacing w:after="80"/>
-      </w:pPr>
-      <w:r>
-        <w:rPr>
-          <w:rFonts w:ascii="Microsoft YaHei" w:hAnsi="Microsoft YaHei" w:eastAsia="Microsoft YaHei"/>
-          <w:sz w:val="21"/>
-        </w:rPr>
-        <w:t>输入用于 KakaoTalk 连接的频道 ID 和频道名称，或选择现有频道。</w:t>
+        <w:ind w:left="360" w:hanging="288"/>
+      </w:pPr>
+      <w:r>
+        <w:rPr>
+          <w:rFonts w:ascii="Microsoft YaHei" w:hAnsi="Microsoft YaHei" w:eastAsia="Microsoft YaHei"/>
+          <w:b w:val="0"/>
+          <w:i w:val="0"/>
+          <w:sz w:val="21"/>
+        </w:rPr>
+        <w:t>2. 输入用于 KakaoTalk 连接的频道 ID 和频道名称，或选择现有频道。</w:t>
       </w:r>
     </w:p>
     <w:p>
       <w:pPr>
-        <w:pStyle w:val="ListNumber"/>
         <w:spacing w:after="80"/>
-      </w:pPr>
-      <w:r>
-        <w:rPr>
-          <w:rFonts w:ascii="Microsoft YaHei" w:hAnsi="Microsoft YaHei" w:eastAsia="Microsoft YaHei"/>
-          <w:sz w:val="21"/>
-        </w:rPr>
-        <w:t>检查提供程序、渲染器类型、可用性和连接设置。</w:t>
+        <w:ind w:left="360" w:hanging="288"/>
+      </w:pPr>
+      <w:r>
+        <w:rPr>
+          <w:rFonts w:ascii="Microsoft YaHei" w:hAnsi="Microsoft YaHei" w:eastAsia="Microsoft YaHei"/>
+          <w:b w:val="0"/>
+          <w:i w:val="0"/>
+          <w:sz w:val="21"/>
+        </w:rPr>
+        <w:t>3. 检查提供程序、渲染器类型、可用性和连接设置。</w:t>
       </w:r>
     </w:p>
     <w:p>
       <w:pPr>
-        <w:pStyle w:val="ListNumber"/>
         <w:spacing w:after="80"/>
-      </w:pPr>
-      <w:r>
-        <w:rPr>
-          <w:rFonts w:ascii="Microsoft YaHei" w:hAnsi="Microsoft YaHei" w:eastAsia="Microsoft YaHei"/>
-          <w:sz w:val="21"/>
-        </w:rPr>
-        <w:t>检查您正在连接的机器人及其操作版本。</w:t>
+        <w:ind w:left="360" w:hanging="288"/>
+      </w:pPr>
+      <w:r>
+        <w:rPr>
+          <w:rFonts w:ascii="Microsoft YaHei" w:hAnsi="Microsoft YaHei" w:eastAsia="Microsoft YaHei"/>
+          <w:b w:val="0"/>
+          <w:i w:val="0"/>
+          <w:sz w:val="21"/>
+        </w:rPr>
+        <w:t>4. 检查您正在连接的机器人及其操作版本。</w:t>
       </w:r>
     </w:p>
     <w:p>
       <w:pPr>
-        <w:pStyle w:val="ListNumber"/>
         <w:spacing w:after="80"/>
-      </w:pPr>
-      <w:r>
-        <w:rPr>
-          <w:rFonts w:ascii="Microsoft YaHei" w:hAnsi="Microsoft YaHei" w:eastAsia="Microsoft YaHei"/>
-          <w:sz w:val="21"/>
-        </w:rPr>
-        <w:t>保存后，在频道管理界面查看连接状态。</w:t>
+        <w:ind w:left="360" w:hanging="288"/>
+      </w:pPr>
+      <w:r>
+        <w:rPr>
+          <w:rFonts w:ascii="Microsoft YaHei" w:hAnsi="Microsoft YaHei" w:eastAsia="Microsoft YaHei"/>
+          <w:b w:val="0"/>
+          <w:i w:val="0"/>
+          <w:sz w:val="21"/>
+        </w:rPr>
+        <w:t>5. 保存后，在频道管理界面查看连接状态。</w:t>
       </w:r>
     </w:p>
     <w:p>
       <w:pPr>
-        <w:pStyle w:val="ListNumber"/>
         <w:spacing w:after="80"/>
-      </w:pPr>
-      <w:r>
-        <w:rPr>
-          <w:rFonts w:ascii="Microsoft YaHei" w:hAnsi="Microsoft YaHei" w:eastAsia="Microsoft YaHei"/>
-          <w:sz w:val="21"/>
-        </w:rPr>
-        <w:t>检查 **Botstation 连接状态** 中组、频道、机器人、操作版本和活动频道的组合是否正确。</w:t>
+        <w:ind w:left="360" w:hanging="288"/>
+      </w:pPr>
+      <w:r>
+        <w:rPr>
+          <w:rFonts w:ascii="Microsoft YaHei" w:hAnsi="Microsoft YaHei" w:eastAsia="Microsoft YaHei"/>
+          <w:b w:val="0"/>
+          <w:i w:val="0"/>
+          <w:sz w:val="21"/>
+        </w:rPr>
+        <w:t xml:space="preserve">6. 检查 </w:t>
+      </w:r>
+      <w:r>
+        <w:rPr>
+          <w:rFonts w:ascii="Microsoft YaHei" w:hAnsi="Microsoft YaHei" w:eastAsia="Microsoft YaHei"/>
+          <w:b/>
+          <w:i w:val="0"/>
+          <w:sz w:val="21"/>
+        </w:rPr>
+        <w:t>Botstation 连接状态</w:t>
+      </w:r>
+      <w:r>
+        <w:rPr>
+          <w:rFonts w:ascii="Microsoft YaHei" w:hAnsi="Microsoft YaHei" w:eastAsia="Microsoft YaHei"/>
+          <w:b w:val="0"/>
+          <w:i w:val="0"/>
+          <w:sz w:val="21"/>
+        </w:rPr>
+        <w:t xml:space="preserve"> 中组、频道、机器人、操作版本和活动频道的组合是否正确。</w:t>
       </w:r>
     </w:p>
     <w:p>
@@ -3213,80 +4027,110 @@
     </w:p>
     <w:p>
       <w:pPr>
-        <w:pStyle w:val="ListNumber"/>
         <w:spacing w:after="80"/>
-      </w:pPr>
-      <w:r>
-        <w:rPr>
-          <w:rFonts w:ascii="Microsoft YaHei" w:hAnsi="Microsoft YaHei" w:eastAsia="Microsoft YaHei"/>
-          <w:sz w:val="21"/>
-        </w:rPr>
-        <w:t>搜索连接到KakaoTalk的频道并打开聊天室。</w:t>
+        <w:ind w:left="360" w:hanging="288"/>
+      </w:pPr>
+      <w:r>
+        <w:rPr>
+          <w:rFonts w:ascii="Microsoft YaHei" w:hAnsi="Microsoft YaHei" w:eastAsia="Microsoft YaHei"/>
+          <w:b w:val="0"/>
+          <w:i w:val="0"/>
+          <w:sz w:val="21"/>
+        </w:rPr>
+        <w:t>1. 搜索连接到KakaoTalk的频道并打开聊天室。</w:t>
       </w:r>
     </w:p>
     <w:p>
       <w:pPr>
-        <w:pStyle w:val="ListNumber"/>
         <w:spacing w:after="80"/>
-      </w:pPr>
-      <w:r>
-        <w:rPr>
-          <w:rFonts w:ascii="Microsoft YaHei" w:hAnsi="Microsoft YaHei" w:eastAsia="Microsoft YaHei"/>
-          <w:sz w:val="21"/>
-        </w:rPr>
-        <w:t>确保 CGA 的默认问候语显示在第一个条目上。</w:t>
+        <w:ind w:left="360" w:hanging="288"/>
+      </w:pPr>
+      <w:r>
+        <w:rPr>
+          <w:rFonts w:ascii="Microsoft YaHei" w:hAnsi="Microsoft YaHei" w:eastAsia="Microsoft YaHei"/>
+          <w:b w:val="0"/>
+          <w:i w:val="0"/>
+          <w:sz w:val="21"/>
+        </w:rPr>
+        <w:t>2. 确保 CGA 的默认问候语显示在第一个条目上。</w:t>
       </w:r>
     </w:p>
     <w:p>
       <w:pPr>
-        <w:pStyle w:val="ListNumber"/>
         <w:spacing w:after="80"/>
-      </w:pPr>
-      <w:r>
-        <w:rPr>
-          <w:rFonts w:ascii="Microsoft YaHei" w:hAnsi="Microsoft YaHei" w:eastAsia="Microsoft YaHei"/>
-          <w:sz w:val="21"/>
-        </w:rPr>
-        <w:t>输入与注册意图相对应的常规话语。</w:t>
+        <w:ind w:left="360" w:hanging="288"/>
+      </w:pPr>
+      <w:r>
+        <w:rPr>
+          <w:rFonts w:ascii="Microsoft YaHei" w:hAnsi="Microsoft YaHei" w:eastAsia="Microsoft YaHei"/>
+          <w:b w:val="0"/>
+          <w:i w:val="0"/>
+          <w:sz w:val="21"/>
+        </w:rPr>
+        <w:t>3. 输入与注册意图相对应的常规话语。</w:t>
       </w:r>
     </w:p>
     <w:p>
       <w:pPr>
-        <w:pStyle w:val="ListNumber"/>
         <w:spacing w:after="80"/>
-      </w:pPr>
-      <w:r>
-        <w:rPr>
-          <w:rFonts w:ascii="Microsoft YaHei" w:hAnsi="Microsoft YaHei" w:eastAsia="Microsoft YaHei"/>
-          <w:sz w:val="21"/>
-        </w:rPr>
-        <w:t>确保 CGA 的 NLU 分类和对话流结果显示在响应中。</w:t>
+        <w:ind w:left="360" w:hanging="288"/>
+      </w:pPr>
+      <w:r>
+        <w:rPr>
+          <w:rFonts w:ascii="Microsoft YaHei" w:hAnsi="Microsoft YaHei" w:eastAsia="Microsoft YaHei"/>
+          <w:b w:val="0"/>
+          <w:i w:val="0"/>
+          <w:sz w:val="21"/>
+        </w:rPr>
+        <w:t>4. 确保 CGA 的 NLU 分类和对话流结果显示在响应中。</w:t>
       </w:r>
     </w:p>
     <w:p>
       <w:pPr>
-        <w:pStyle w:val="ListNumber"/>
         <w:spacing w:after="80"/>
-      </w:pPr>
-      <w:r>
-        <w:rPr>
-          <w:rFonts w:ascii="Microsoft YaHei" w:hAnsi="Microsoft YaHei" w:eastAsia="Microsoft YaHei"/>
-          <w:sz w:val="21"/>
-        </w:rPr>
-        <w:t>验证用户话语和响应是否保存在 CGA 对话历史记录中。</w:t>
+        <w:ind w:left="360" w:hanging="288"/>
+      </w:pPr>
+      <w:r>
+        <w:rPr>
+          <w:rFonts w:ascii="Microsoft YaHei" w:hAnsi="Microsoft YaHei" w:eastAsia="Microsoft YaHei"/>
+          <w:b w:val="0"/>
+          <w:i w:val="0"/>
+          <w:sz w:val="21"/>
+        </w:rPr>
+        <w:t>5. 验证用户话语和响应是否保存在 CGA 对话历史记录中。</w:t>
       </w:r>
     </w:p>
     <w:p>
       <w:pPr>
-        <w:pStyle w:val="ListNumber"/>
         <w:spacing w:after="80"/>
-      </w:pPr>
-      <w:r>
-        <w:rPr>
-          <w:rFonts w:ascii="Microsoft YaHei" w:hAnsi="Microsoft YaHei" w:eastAsia="Microsoft YaHei"/>
-          <w:sz w:val="21"/>
-        </w:rPr>
-        <w:t>检查历史中的通道值是否为`Kakao`或操作环境中定义的Kakao通道值。</w:t>
+        <w:ind w:left="360" w:hanging="288"/>
+      </w:pPr>
+      <w:r>
+        <w:rPr>
+          <w:rFonts w:ascii="Microsoft YaHei" w:hAnsi="Microsoft YaHei" w:eastAsia="Microsoft YaHei"/>
+          <w:b w:val="0"/>
+          <w:i w:val="0"/>
+          <w:sz w:val="21"/>
+        </w:rPr>
+        <w:t>6. 检查历史中的通道值是否为</w:t>
+      </w:r>
+      <w:r>
+        <w:rPr>
+          <w:rFonts w:ascii="Microsoft YaHei" w:hAnsi="Microsoft YaHei" w:eastAsia="Microsoft YaHei"/>
+          <w:b/>
+          <w:i w:val="0"/>
+          <w:sz w:val="21"/>
+        </w:rPr>
+        <w:t>Kakao</w:t>
+      </w:r>
+      <w:r>
+        <w:rPr>
+          <w:rFonts w:ascii="Microsoft YaHei" w:hAnsi="Microsoft YaHei" w:eastAsia="Microsoft YaHei"/>
+          <w:b w:val="0"/>
+          <w:i w:val="0"/>
+          <w:sz w:val="21"/>
+        </w:rPr>
+        <w:t>或操作环境中定义的Kakao通道值。</w:t>
       </w:r>
     </w:p>
     <w:p>
@@ -3319,6 +4163,8 @@
       <w:r>
         <w:rPr>
           <w:rFonts w:ascii="Microsoft YaHei" w:hAnsi="Microsoft YaHei" w:eastAsia="Microsoft YaHei"/>
+          <w:b w:val="0"/>
+          <w:i w:val="0"/>
           <w:sz w:val="21"/>
         </w:rPr>
         <w:t>欢迎块和后备块调用 CGA 连接技能。</w:t>
@@ -3332,6 +4178,8 @@
       <w:r>
         <w:rPr>
           <w:rFonts w:ascii="Microsoft YaHei" w:hAnsi="Microsoft YaHei" w:eastAsia="Microsoft YaHei"/>
+          <w:b w:val="0"/>
+          <w:i w:val="0"/>
           <w:sz w:val="21"/>
         </w:rPr>
         <w:t>两个块都设置为使用技能数据。</w:t>
@@ -3345,6 +4193,8 @@
       <w:r>
         <w:rPr>
           <w:rFonts w:ascii="Microsoft YaHei" w:hAnsi="Microsoft YaHei" w:eastAsia="Microsoft YaHei"/>
+          <w:b w:val="0"/>
+          <w:i w:val="0"/>
           <w:sz w:val="21"/>
         </w:rPr>
         <w:t>第一个问候语和一般响应来自 CGA 机器人设置，而不是 Kakao 设置短语。</w:t>
@@ -3358,6 +4208,8 @@
       <w:r>
         <w:rPr>
           <w:rFonts w:ascii="Microsoft YaHei" w:hAnsi="Microsoft YaHei" w:eastAsia="Microsoft YaHei"/>
+          <w:b w:val="0"/>
+          <w:i w:val="0"/>
           <w:sz w:val="21"/>
         </w:rPr>
         <w:t>机器人、版本和 Kakao 频道信息保留在 CGA 对话历史记录中。</w:t>
@@ -3426,80 +4278,92 @@
     </w:p>
     <w:p>
       <w:pPr>
-        <w:pStyle w:val="ListNumber"/>
         <w:spacing w:after="80"/>
-      </w:pPr>
-      <w:r>
-        <w:rPr>
-          <w:rFonts w:ascii="Microsoft YaHei" w:hAnsi="Microsoft YaHei" w:eastAsia="Microsoft YaHei"/>
-          <w:sz w:val="21"/>
-        </w:rPr>
-        <w:t>验证当前机器人和版本是否正确。</w:t>
+        <w:ind w:left="360" w:hanging="288"/>
+      </w:pPr>
+      <w:r>
+        <w:rPr>
+          <w:rFonts w:ascii="Microsoft YaHei" w:hAnsi="Microsoft YaHei" w:eastAsia="Microsoft YaHei"/>
+          <w:b w:val="0"/>
+          <w:i w:val="0"/>
+          <w:sz w:val="21"/>
+        </w:rPr>
+        <w:t>1. 验证当前机器人和版本是否正确。</w:t>
       </w:r>
     </w:p>
     <w:p>
       <w:pPr>
-        <w:pStyle w:val="ListNumber"/>
         <w:spacing w:after="80"/>
-      </w:pPr>
-      <w:r>
-        <w:rPr>
-          <w:rFonts w:ascii="Microsoft YaHei" w:hAnsi="Microsoft YaHei" w:eastAsia="Microsoft YaHei"/>
-          <w:sz w:val="21"/>
-        </w:rPr>
-        <w:t>检查所选 NLU 方法、模型和答案方法的组合状态。</w:t>
+        <w:ind w:left="360" w:hanging="288"/>
+      </w:pPr>
+      <w:r>
+        <w:rPr>
+          <w:rFonts w:ascii="Microsoft YaHei" w:hAnsi="Microsoft YaHei" w:eastAsia="Microsoft YaHei"/>
+          <w:b w:val="0"/>
+          <w:i w:val="0"/>
+          <w:sz w:val="21"/>
+        </w:rPr>
+        <w:t>2. 检查所选 NLU 方法、模型和答案方法的组合状态。</w:t>
       </w:r>
     </w:p>
     <w:p>
       <w:pPr>
-        <w:pStyle w:val="ListNumber"/>
         <w:spacing w:after="80"/>
-      </w:pPr>
-      <w:r>
-        <w:rPr>
-          <w:rFonts w:ascii="Microsoft YaHei" w:hAnsi="Microsoft YaHei" w:eastAsia="Microsoft YaHei"/>
-          <w:sz w:val="21"/>
-        </w:rPr>
-        <w:t>验证是否已保存所需的数据。</w:t>
+        <w:ind w:left="360" w:hanging="288"/>
+      </w:pPr>
+      <w:r>
+        <w:rPr>
+          <w:rFonts w:ascii="Microsoft YaHei" w:hAnsi="Microsoft YaHei" w:eastAsia="Microsoft YaHei"/>
+          <w:b w:val="0"/>
+          <w:i w:val="0"/>
+          <w:sz w:val="21"/>
+        </w:rPr>
+        <w:t>3. 验证是否已保存所需的数据。</w:t>
       </w:r>
     </w:p>
     <w:p>
       <w:pPr>
-        <w:pStyle w:val="ListNumber"/>
         <w:spacing w:after="80"/>
-      </w:pPr>
-      <w:r>
-        <w:rPr>
-          <w:rFonts w:ascii="Microsoft YaHei" w:hAnsi="Microsoft YaHei" w:eastAsia="Microsoft YaHei"/>
-          <w:sz w:val="21"/>
-        </w:rPr>
-        <w:t>检查训练/索引/应用状态。</w:t>
+        <w:ind w:left="360" w:hanging="288"/>
+      </w:pPr>
+      <w:r>
+        <w:rPr>
+          <w:rFonts w:ascii="Microsoft YaHei" w:hAnsi="Microsoft YaHei" w:eastAsia="Microsoft YaHei"/>
+          <w:b w:val="0"/>
+          <w:i w:val="0"/>
+          <w:sz w:val="21"/>
+        </w:rPr>
+        <w:t>4. 检查训练/索引/应用状态。</w:t>
       </w:r>
     </w:p>
     <w:p>
       <w:pPr>
-        <w:pStyle w:val="ListNumber"/>
         <w:spacing w:after="80"/>
-      </w:pPr>
-      <w:r>
-        <w:rPr>
-          <w:rFonts w:ascii="Microsoft YaHei" w:hAnsi="Microsoft YaHei" w:eastAsia="Microsoft YaHei"/>
-          <w:sz w:val="21"/>
-        </w:rPr>
-        <w:t>在模拟器中再次测试相同的话语。</w:t>
+        <w:ind w:left="360" w:hanging="288"/>
+      </w:pPr>
+      <w:r>
+        <w:rPr>
+          <w:rFonts w:ascii="Microsoft YaHei" w:hAnsi="Microsoft YaHei" w:eastAsia="Microsoft YaHei"/>
+          <w:b w:val="0"/>
+          <w:i w:val="0"/>
+          <w:sz w:val="21"/>
+        </w:rPr>
+        <w:t>5. 在模拟器中再次测试相同的话语。</w:t>
       </w:r>
     </w:p>
     <w:p>
       <w:pPr>
-        <w:pStyle w:val="ListNumber"/>
         <w:spacing w:after="80"/>
-      </w:pPr>
-      <w:r>
-        <w:rPr>
-          <w:rFonts w:ascii="Microsoft YaHei" w:hAnsi="Microsoft YaHei" w:eastAsia="Microsoft YaHei"/>
-          <w:sz w:val="21"/>
-        </w:rPr>
-        <w:t>检查分析/评估/对话历史记录中的结果。</w:t>
+        <w:ind w:left="360" w:hanging="288"/>
+      </w:pPr>
+      <w:r>
+        <w:rPr>
+          <w:rFonts w:ascii="Microsoft YaHei" w:hAnsi="Microsoft YaHei" w:eastAsia="Microsoft YaHei"/>
+          <w:b w:val="0"/>
+          <w:i w:val="0"/>
+          <w:sz w:val="21"/>
+        </w:rPr>
+        <w:t>6. 检查分析/评估/对话历史记录中的结果。</w:t>
       </w:r>
     </w:p>
     <w:p>
@@ -3529,67 +4393,149 @@
     </w:p>
     <w:p>
       <w:pPr>
-        <w:pStyle w:val="ListNumber"/>
         <w:spacing w:after="80"/>
-      </w:pPr>
-      <w:r>
-        <w:rPr>
-          <w:rFonts w:ascii="Microsoft YaHei" w:hAnsi="Microsoft YaHei" w:eastAsia="Microsoft YaHei"/>
-          <w:sz w:val="21"/>
-        </w:rPr>
-        <w:t>按学习按钮并检查是否显示消息 `NLU 训练请求已加入队列。`。</w:t>
+        <w:ind w:left="360" w:hanging="288"/>
+      </w:pPr>
+      <w:r>
+        <w:rPr>
+          <w:rFonts w:ascii="Microsoft YaHei" w:hAnsi="Microsoft YaHei" w:eastAsia="Microsoft YaHei"/>
+          <w:b w:val="0"/>
+          <w:i w:val="0"/>
+          <w:sz w:val="21"/>
+        </w:rPr>
+        <w:t xml:space="preserve">1. 按学习按钮并检查是否显示消息 </w:t>
+      </w:r>
+      <w:r>
+        <w:rPr>
+          <w:rFonts w:ascii="Microsoft YaHei" w:hAnsi="Microsoft YaHei" w:eastAsia="Microsoft YaHei"/>
+          <w:b/>
+          <w:i w:val="0"/>
+          <w:sz w:val="21"/>
+        </w:rPr>
+        <w:t>NLU 训练请求已加入队列。</w:t>
+      </w:r>
+      <w:r>
+        <w:rPr>
+          <w:rFonts w:ascii="Microsoft YaHei" w:hAnsi="Microsoft YaHei" w:eastAsia="Microsoft YaHei"/>
+          <w:b w:val="0"/>
+          <w:i w:val="0"/>
+          <w:sz w:val="21"/>
+        </w:rPr>
+        <w:t>。</w:t>
       </w:r>
     </w:p>
     <w:p>
       <w:pPr>
-        <w:pStyle w:val="ListNumber"/>
         <w:spacing w:after="80"/>
-      </w:pPr>
-      <w:r>
-        <w:rPr>
-          <w:rFonts w:ascii="Microsoft YaHei" w:hAnsi="Microsoft YaHei" w:eastAsia="Microsoft YaHei"/>
-          <w:sz w:val="21"/>
-        </w:rPr>
-        <w:t>验证“学习”按钮是否更改为 `训练中`。</w:t>
+        <w:ind w:left="360" w:hanging="288"/>
+      </w:pPr>
+      <w:r>
+        <w:rPr>
+          <w:rFonts w:ascii="Microsoft YaHei" w:hAnsi="Microsoft YaHei" w:eastAsia="Microsoft YaHei"/>
+          <w:b w:val="0"/>
+          <w:i w:val="0"/>
+          <w:sz w:val="21"/>
+        </w:rPr>
+        <w:t xml:space="preserve">2. 验证“学习”按钮是否更改为 </w:t>
+      </w:r>
+      <w:r>
+        <w:rPr>
+          <w:rFonts w:ascii="Microsoft YaHei" w:hAnsi="Microsoft YaHei" w:eastAsia="Microsoft YaHei"/>
+          <w:b/>
+          <w:i w:val="0"/>
+          <w:sz w:val="21"/>
+        </w:rPr>
+        <w:t>训练中</w:t>
+      </w:r>
+      <w:r>
+        <w:rPr>
+          <w:rFonts w:ascii="Microsoft YaHei" w:hAnsi="Microsoft YaHei" w:eastAsia="Microsoft YaHei"/>
+          <w:b w:val="0"/>
+          <w:i w:val="0"/>
+          <w:sz w:val="21"/>
+        </w:rPr>
+        <w:t>。</w:t>
       </w:r>
     </w:p>
     <w:p>
       <w:pPr>
-        <w:pStyle w:val="ListNumber"/>
         <w:spacing w:after="80"/>
-      </w:pPr>
-      <w:r>
-        <w:rPr>
-          <w:rFonts w:ascii="Microsoft YaHei" w:hAnsi="Microsoft YaHei" w:eastAsia="Microsoft YaHei"/>
-          <w:sz w:val="21"/>
-        </w:rPr>
-        <w:t>刷新后，检查版本状态是否变为`训练结束`或Available。</w:t>
+        <w:ind w:left="360" w:hanging="288"/>
+      </w:pPr>
+      <w:r>
+        <w:rPr>
+          <w:rFonts w:ascii="Microsoft YaHei" w:hAnsi="Microsoft YaHei" w:eastAsia="Microsoft YaHei"/>
+          <w:b w:val="0"/>
+          <w:i w:val="0"/>
+          <w:sz w:val="21"/>
+        </w:rPr>
+        <w:t>3. 刷新后，检查版本状态是否变为</w:t>
+      </w:r>
+      <w:r>
+        <w:rPr>
+          <w:rFonts w:ascii="Microsoft YaHei" w:hAnsi="Microsoft YaHei" w:eastAsia="Microsoft YaHei"/>
+          <w:b/>
+          <w:i w:val="0"/>
+          <w:sz w:val="21"/>
+        </w:rPr>
+        <w:t>训练结束</w:t>
+      </w:r>
+      <w:r>
+        <w:rPr>
+          <w:rFonts w:ascii="Microsoft YaHei" w:hAnsi="Microsoft YaHei" w:eastAsia="Microsoft YaHei"/>
+          <w:b w:val="0"/>
+          <w:i w:val="0"/>
+          <w:sz w:val="21"/>
+        </w:rPr>
+        <w:t>或Available。</w:t>
       </w:r>
     </w:p>
     <w:p>
       <w:pPr>
-        <w:pStyle w:val="ListNumber"/>
         <w:spacing w:after="80"/>
-      </w:pPr>
-      <w:r>
-        <w:rPr>
-          <w:rFonts w:ascii="Microsoft YaHei" w:hAnsi="Microsoft YaHei" w:eastAsia="Microsoft YaHei"/>
-          <w:sz w:val="21"/>
-        </w:rPr>
-        <w:t>在学习历史查询中查看同一机器人/版本的开始时间、完成时间和学习状态。</w:t>
+        <w:ind w:left="360" w:hanging="288"/>
+      </w:pPr>
+      <w:r>
+        <w:rPr>
+          <w:rFonts w:ascii="Microsoft YaHei" w:hAnsi="Microsoft YaHei" w:eastAsia="Microsoft YaHei"/>
+          <w:b w:val="0"/>
+          <w:i w:val="0"/>
+          <w:sz w:val="21"/>
+        </w:rPr>
+        <w:t>4. 在学习历史查询中查看同一机器人/版本的开始时间、完成时间和学习状态。</w:t>
       </w:r>
     </w:p>
     <w:p>
       <w:pPr>
-        <w:pStyle w:val="ListNumber"/>
         <w:spacing w:after="80"/>
-      </w:pPr>
-      <w:r>
-        <w:rPr>
-          <w:rFonts w:ascii="Microsoft YaHei" w:hAnsi="Microsoft YaHei" w:eastAsia="Microsoft YaHei"/>
-          <w:sz w:val="21"/>
-        </w:rPr>
-        <w:t>如果再次显示为`未训练`或者没有学习历史，则不判断成功，而是将bot、版本、学习引擎、请求时间传达给操作人员。</w:t>
+        <w:ind w:left="360" w:hanging="288"/>
+      </w:pPr>
+      <w:r>
+        <w:rPr>
+          <w:rFonts w:ascii="Microsoft YaHei" w:hAnsi="Microsoft YaHei" w:eastAsia="Microsoft YaHei"/>
+          <w:b w:val="0"/>
+          <w:i w:val="0"/>
+          <w:sz w:val="21"/>
+        </w:rPr>
+        <w:t>5. 如果再次显示为</w:t>
+      </w:r>
+      <w:r>
+        <w:rPr>
+          <w:rFonts w:ascii="Microsoft YaHei" w:hAnsi="Microsoft YaHei" w:eastAsia="Microsoft YaHei"/>
+          <w:b/>
+          <w:i w:val="0"/>
+          <w:sz w:val="21"/>
+        </w:rPr>
+        <w:t>未训练</w:t>
+      </w:r>
+      <w:r>
+        <w:rPr>
+          <w:rFonts w:ascii="Microsoft YaHei" w:hAnsi="Microsoft YaHei" w:eastAsia="Microsoft YaHei"/>
+          <w:b w:val="0"/>
+          <w:i w:val="0"/>
+          <w:sz w:val="21"/>
+        </w:rPr>
+        <w:t>或者没有学习历史，则不判断成功，而是将bot、版本、学习引擎、请求时间传达给操作人员。</w:t>
       </w:r>
     </w:p>
     <w:p>
@@ -3630,93 +4576,251 @@
     </w:p>
     <w:p>
       <w:pPr>
-        <w:pStyle w:val="ListNumber"/>
         <w:spacing w:after="80"/>
-      </w:pPr>
-      <w:r>
-        <w:rPr>
-          <w:rFonts w:ascii="Microsoft YaHei" w:hAnsi="Microsoft YaHei" w:eastAsia="Microsoft YaHei"/>
-          <w:sz w:val="21"/>
-        </w:rPr>
-        <w:t>**目的**：用一句话定义您希望通过此任务改变的工作成果。</w:t>
+        <w:ind w:left="360" w:hanging="288"/>
+      </w:pPr>
+      <w:r>
+        <w:rPr>
+          <w:rFonts w:ascii="Microsoft YaHei" w:hAnsi="Microsoft YaHei" w:eastAsia="Microsoft YaHei"/>
+          <w:b w:val="0"/>
+          <w:i w:val="0"/>
+          <w:sz w:val="21"/>
+        </w:rPr>
+        <w:t xml:space="preserve">1. </w:t>
+      </w:r>
+      <w:r>
+        <w:rPr>
+          <w:rFonts w:ascii="Microsoft YaHei" w:hAnsi="Microsoft YaHei" w:eastAsia="Microsoft YaHei"/>
+          <w:b/>
+          <w:i w:val="0"/>
+          <w:sz w:val="21"/>
+        </w:rPr>
+        <w:t>目的</w:t>
+      </w:r>
+      <w:r>
+        <w:rPr>
+          <w:rFonts w:ascii="Microsoft YaHei" w:hAnsi="Microsoft YaHei" w:eastAsia="Microsoft YaHei"/>
+          <w:b w:val="0"/>
+          <w:i w:val="0"/>
+          <w:sz w:val="21"/>
+        </w:rPr>
+        <w:t>：用一句话定义您希望通过此任务改变的工作成果。</w:t>
       </w:r>
     </w:p>
     <w:p>
       <w:pPr>
-        <w:pStyle w:val="ListNumber"/>
         <w:spacing w:after="80"/>
-      </w:pPr>
-      <w:r>
-        <w:rPr>
-          <w:rFonts w:ascii="Microsoft YaHei" w:hAnsi="Microsoft YaHei" w:eastAsia="Microsoft YaHei"/>
-          <w:sz w:val="21"/>
-        </w:rPr>
-        <w:t>**访问路径**：选择正确的机器人和版本并导航到相应的菜单。</w:t>
+        <w:ind w:left="360" w:hanging="288"/>
+      </w:pPr>
+      <w:r>
+        <w:rPr>
+          <w:rFonts w:ascii="Microsoft YaHei" w:hAnsi="Microsoft YaHei" w:eastAsia="Microsoft YaHei"/>
+          <w:b w:val="0"/>
+          <w:i w:val="0"/>
+          <w:sz w:val="21"/>
+        </w:rPr>
+        <w:t xml:space="preserve">2. </w:t>
+      </w:r>
+      <w:r>
+        <w:rPr>
+          <w:rFonts w:ascii="Microsoft YaHei" w:hAnsi="Microsoft YaHei" w:eastAsia="Microsoft YaHei"/>
+          <w:b/>
+          <w:i w:val="0"/>
+          <w:sz w:val="21"/>
+        </w:rPr>
+        <w:t>访问路径</w:t>
+      </w:r>
+      <w:r>
+        <w:rPr>
+          <w:rFonts w:ascii="Microsoft YaHei" w:hAnsi="Microsoft YaHei" w:eastAsia="Microsoft YaHei"/>
+          <w:b w:val="0"/>
+          <w:i w:val="0"/>
+          <w:sz w:val="21"/>
+        </w:rPr>
+        <w:t>：选择正确的机器人和版本并导航到相应的菜单。</w:t>
       </w:r>
     </w:p>
     <w:p>
       <w:pPr>
-        <w:pStyle w:val="ListNumber"/>
         <w:spacing w:after="80"/>
-      </w:pPr>
-      <w:r>
-        <w:rPr>
-          <w:rFonts w:ascii="Microsoft YaHei" w:hAnsi="Microsoft YaHei" w:eastAsia="Microsoft YaHei"/>
-          <w:sz w:val="21"/>
-        </w:rPr>
-        <w:t>**屏幕构成**：首先检查当前值、选择状态、错误/警告和非活动项目。</w:t>
+        <w:ind w:left="360" w:hanging="288"/>
+      </w:pPr>
+      <w:r>
+        <w:rPr>
+          <w:rFonts w:ascii="Microsoft YaHei" w:hAnsi="Microsoft YaHei" w:eastAsia="Microsoft YaHei"/>
+          <w:b w:val="0"/>
+          <w:i w:val="0"/>
+          <w:sz w:val="21"/>
+        </w:rPr>
+        <w:t xml:space="preserve">3. </w:t>
+      </w:r>
+      <w:r>
+        <w:rPr>
+          <w:rFonts w:ascii="Microsoft YaHei" w:hAnsi="Microsoft YaHei" w:eastAsia="Microsoft YaHei"/>
+          <w:b/>
+          <w:i w:val="0"/>
+          <w:sz w:val="21"/>
+        </w:rPr>
+        <w:t>屏幕构成</w:t>
+      </w:r>
+      <w:r>
+        <w:rPr>
+          <w:rFonts w:ascii="Microsoft YaHei" w:hAnsi="Microsoft YaHei" w:eastAsia="Microsoft YaHei"/>
+          <w:b w:val="0"/>
+          <w:i w:val="0"/>
+          <w:sz w:val="21"/>
+        </w:rPr>
+        <w:t>：首先检查当前值、选择状态、错误/警告和非活动项目。</w:t>
       </w:r>
     </w:p>
     <w:p>
       <w:pPr>
-        <w:pStyle w:val="ListNumber"/>
         <w:spacing w:after="80"/>
-      </w:pPr>
-      <w:r>
-        <w:rPr>
-          <w:rFonts w:ascii="Microsoft YaHei" w:hAnsi="Microsoft YaHei" w:eastAsia="Microsoft YaHei"/>
-          <w:sz w:val="21"/>
-        </w:rPr>
-        <w:t>**使用流程**：仅更改必要的项目，并记录更改前的值。</w:t>
+        <w:ind w:left="360" w:hanging="288"/>
+      </w:pPr>
+      <w:r>
+        <w:rPr>
+          <w:rFonts w:ascii="Microsoft YaHei" w:hAnsi="Microsoft YaHei" w:eastAsia="Microsoft YaHei"/>
+          <w:b w:val="0"/>
+          <w:i w:val="0"/>
+          <w:sz w:val="21"/>
+        </w:rPr>
+        <w:t xml:space="preserve">4. </w:t>
+      </w:r>
+      <w:r>
+        <w:rPr>
+          <w:rFonts w:ascii="Microsoft YaHei" w:hAnsi="Microsoft YaHei" w:eastAsia="Microsoft YaHei"/>
+          <w:b/>
+          <w:i w:val="0"/>
+          <w:sz w:val="21"/>
+        </w:rPr>
+        <w:t>使用流程</w:t>
+      </w:r>
+      <w:r>
+        <w:rPr>
+          <w:rFonts w:ascii="Microsoft YaHei" w:hAnsi="Microsoft YaHei" w:eastAsia="Microsoft YaHei"/>
+          <w:b w:val="0"/>
+          <w:i w:val="0"/>
+          <w:sz w:val="21"/>
+        </w:rPr>
+        <w:t>：仅更改必要的项目，并记录更改前的值。</w:t>
       </w:r>
     </w:p>
     <w:p>
       <w:pPr>
-        <w:pStyle w:val="ListNumber"/>
         <w:spacing w:after="80"/>
-      </w:pPr>
-      <w:r>
-        <w:rPr>
-          <w:rFonts w:ascii="Microsoft YaHei" w:hAnsi="Microsoft YaHei" w:eastAsia="Microsoft YaHei"/>
-          <w:sz w:val="21"/>
-        </w:rPr>
-        <w:t>**保存/应用结果**：检查保存消息和学习/索引/应用状态。</w:t>
+        <w:ind w:left="360" w:hanging="288"/>
+      </w:pPr>
+      <w:r>
+        <w:rPr>
+          <w:rFonts w:ascii="Microsoft YaHei" w:hAnsi="Microsoft YaHei" w:eastAsia="Microsoft YaHei"/>
+          <w:b w:val="0"/>
+          <w:i w:val="0"/>
+          <w:sz w:val="21"/>
+        </w:rPr>
+        <w:t xml:space="preserve">5. </w:t>
+      </w:r>
+      <w:r>
+        <w:rPr>
+          <w:rFonts w:ascii="Microsoft YaHei" w:hAnsi="Microsoft YaHei" w:eastAsia="Microsoft YaHei"/>
+          <w:b/>
+          <w:i w:val="0"/>
+          <w:sz w:val="21"/>
+        </w:rPr>
+        <w:t>保存/应用结果</w:t>
+      </w:r>
+      <w:r>
+        <w:rPr>
+          <w:rFonts w:ascii="Microsoft YaHei" w:hAnsi="Microsoft YaHei" w:eastAsia="Microsoft YaHei"/>
+          <w:b w:val="0"/>
+          <w:i w:val="0"/>
+          <w:sz w:val="21"/>
+        </w:rPr>
+        <w:t>：检查保存消息和学习/索引/应用状态。</w:t>
       </w:r>
     </w:p>
     <w:p>
       <w:pPr>
-        <w:pStyle w:val="ListNumber"/>
         <w:spacing w:after="80"/>
-      </w:pPr>
-      <w:r>
-        <w:rPr>
-          <w:rFonts w:ascii="Microsoft YaHei" w:hAnsi="Microsoft YaHei" w:eastAsia="Microsoft YaHei"/>
-          <w:sz w:val="21"/>
-        </w:rPr>
-        <w:t>**注意**：检查对关联意图/流/渠道/版本的影响。</w:t>
+        <w:ind w:left="360" w:hanging="288"/>
+      </w:pPr>
+      <w:r>
+        <w:rPr>
+          <w:rFonts w:ascii="Microsoft YaHei" w:hAnsi="Microsoft YaHei" w:eastAsia="Microsoft YaHei"/>
+          <w:b w:val="0"/>
+          <w:i w:val="0"/>
+          <w:sz w:val="21"/>
+        </w:rPr>
+        <w:t xml:space="preserve">6. </w:t>
+      </w:r>
+      <w:r>
+        <w:rPr>
+          <w:rFonts w:ascii="Microsoft YaHei" w:hAnsi="Microsoft YaHei" w:eastAsia="Microsoft YaHei"/>
+          <w:b/>
+          <w:i w:val="0"/>
+          <w:sz w:val="21"/>
+        </w:rPr>
+        <w:t>注意</w:t>
+      </w:r>
+      <w:r>
+        <w:rPr>
+          <w:rFonts w:ascii="Microsoft YaHei" w:hAnsi="Microsoft YaHei" w:eastAsia="Microsoft YaHei"/>
+          <w:b w:val="0"/>
+          <w:i w:val="0"/>
+          <w:sz w:val="21"/>
+        </w:rPr>
+        <w:t>：检查对关联意图/流/渠道/版本的影响。</w:t>
       </w:r>
     </w:p>
     <w:p>
       <w:pPr>
-        <w:pStyle w:val="ListNumber"/>
         <w:spacing w:after="80"/>
-      </w:pPr>
-      <w:r>
-        <w:rPr>
-          <w:rFonts w:ascii="Microsoft YaHei" w:hAnsi="Microsoft YaHei" w:eastAsia="Microsoft YaHei"/>
-          <w:sz w:val="21"/>
-        </w:rPr>
-        <w:t>**相关文档**：如果是引擎或质量问题，还请查看[NLU使用指南](../cga-nlu-guide/README.md)。</w:t>
+        <w:ind w:left="360" w:hanging="288"/>
+      </w:pPr>
+      <w:r>
+        <w:rPr>
+          <w:rFonts w:ascii="Microsoft YaHei" w:hAnsi="Microsoft YaHei" w:eastAsia="Microsoft YaHei"/>
+          <w:b w:val="0"/>
+          <w:i w:val="0"/>
+          <w:sz w:val="21"/>
+        </w:rPr>
+        <w:t xml:space="preserve">7. </w:t>
+      </w:r>
+      <w:r>
+        <w:rPr>
+          <w:rFonts w:ascii="Microsoft YaHei" w:hAnsi="Microsoft YaHei" w:eastAsia="Microsoft YaHei"/>
+          <w:b/>
+          <w:i w:val="0"/>
+          <w:sz w:val="21"/>
+        </w:rPr>
+        <w:t>相关文档</w:t>
+      </w:r>
+      <w:r>
+        <w:rPr>
+          <w:rFonts w:ascii="Microsoft YaHei" w:hAnsi="Microsoft YaHei" w:eastAsia="Microsoft YaHei"/>
+          <w:b w:val="0"/>
+          <w:i w:val="0"/>
+          <w:sz w:val="21"/>
+        </w:rPr>
+        <w:t>：如果是引擎或质量问题，还请查看</w:t>
+      </w:r>
+      <w:r>
+        <w:rPr>
+          <w:rFonts w:ascii="Microsoft YaHei" w:hAnsi="Microsoft YaHei" w:eastAsia="Microsoft YaHei"/>
+          <w:b w:val="0"/>
+          <w:i w:val="0"/>
+          <w:sz w:val="21"/>
+        </w:rPr>
+        <w:t>NLU使用指南</w:t>
+      </w:r>
+      <w:r>
+        <w:rPr>
+          <w:rFonts w:ascii="Microsoft YaHei" w:hAnsi="Microsoft YaHei" w:eastAsia="Microsoft YaHei"/>
+          <w:b w:val="0"/>
+          <w:i w:val="0"/>
+          <w:sz w:val="21"/>
+        </w:rPr>
+        <w:t>。</w:t>
       </w:r>
     </w:p>
     <w:p>
@@ -3778,6 +4882,7 @@
               <w:rPr>
                 <w:rFonts w:ascii="Microsoft YaHei" w:hAnsi="Microsoft YaHei" w:eastAsia="Microsoft YaHei"/>
                 <w:b/>
+                <w:i w:val="0"/>
                 <w:color w:val="1F4D78"/>
                 <w:sz w:val="18"/>
               </w:rPr>
@@ -3806,6 +4911,7 @@
               <w:rPr>
                 <w:rFonts w:ascii="Microsoft YaHei" w:hAnsi="Microsoft YaHei" w:eastAsia="Microsoft YaHei"/>
                 <w:b/>
+                <w:i w:val="0"/>
                 <w:color w:val="1F4D78"/>
                 <w:sz w:val="18"/>
               </w:rPr>
@@ -3835,6 +4941,7 @@
               <w:rPr>
                 <w:rFonts w:ascii="Microsoft YaHei" w:hAnsi="Microsoft YaHei" w:eastAsia="Microsoft YaHei"/>
                 <w:b w:val="0"/>
+                <w:i w:val="0"/>
                 <w:sz w:val="18"/>
               </w:rPr>
               <w:t>机器人</w:t>
@@ -3861,6 +4968,7 @@
               <w:rPr>
                 <w:rFonts w:ascii="Microsoft YaHei" w:hAnsi="Microsoft YaHei" w:eastAsia="Microsoft YaHei"/>
                 <w:b w:val="0"/>
+                <w:i w:val="0"/>
                 <w:sz w:val="18"/>
               </w:rPr>
               <w:t>与用户对话的服务单元</w:t>
@@ -3889,6 +4997,7 @@
               <w:rPr>
                 <w:rFonts w:ascii="Microsoft YaHei" w:hAnsi="Microsoft YaHei" w:eastAsia="Microsoft YaHei"/>
                 <w:b w:val="0"/>
+                <w:i w:val="0"/>
                 <w:sz w:val="18"/>
               </w:rPr>
               <w:t>机器人中心</w:t>
@@ -3915,6 +5024,7 @@
               <w:rPr>
                 <w:rFonts w:ascii="Microsoft YaHei" w:hAnsi="Microsoft YaHei" w:eastAsia="Microsoft YaHei"/>
                 <w:b w:val="0"/>
+                <w:i w:val="0"/>
                 <w:sz w:val="18"/>
               </w:rPr>
               <w:t>一个管理多个机器人的单元</w:t>
@@ -3943,6 +5053,7 @@
               <w:rPr>
                 <w:rFonts w:ascii="Microsoft YaHei" w:hAnsi="Microsoft YaHei" w:eastAsia="Microsoft YaHei"/>
                 <w:b w:val="0"/>
+                <w:i w:val="0"/>
                 <w:sz w:val="18"/>
               </w:rPr>
               <w:t>版本</w:t>
@@ -3969,6 +5080,7 @@
               <w:rPr>
                 <w:rFonts w:ascii="Microsoft YaHei" w:hAnsi="Microsoft YaHei" w:eastAsia="Microsoft YaHei"/>
                 <w:b w:val="0"/>
+                <w:i w:val="0"/>
                 <w:sz w:val="18"/>
               </w:rPr>
               <w:t>分别管理机器人设置和对话设计的单元</w:t>
@@ -3997,6 +5109,7 @@
               <w:rPr>
                 <w:rFonts w:ascii="Microsoft YaHei" w:hAnsi="Microsoft YaHei" w:eastAsia="Microsoft YaHei"/>
                 <w:b w:val="0"/>
+                <w:i w:val="0"/>
                 <w:sz w:val="18"/>
               </w:rPr>
               <w:t>意向</w:t>
@@ -4023,6 +5136,7 @@
               <w:rPr>
                 <w:rFonts w:ascii="Microsoft YaHei" w:hAnsi="Microsoft YaHei" w:eastAsia="Microsoft YaHei"/>
                 <w:b w:val="0"/>
+                <w:i w:val="0"/>
                 <w:sz w:val="18"/>
               </w:rPr>
               <w:t>对用户请求的目的进行分类的单元</w:t>
@@ -4051,6 +5165,7 @@
               <w:rPr>
                 <w:rFonts w:ascii="Microsoft YaHei" w:hAnsi="Microsoft YaHei" w:eastAsia="Microsoft YaHei"/>
                 <w:b w:val="0"/>
+                <w:i w:val="0"/>
                 <w:sz w:val="18"/>
               </w:rPr>
               <w:t>对象</w:t>
@@ -4077,6 +5192,7 @@
               <w:rPr>
                 <w:rFonts w:ascii="Microsoft YaHei" w:hAnsi="Microsoft YaHei" w:eastAsia="Microsoft YaHei"/>
                 <w:b w:val="0"/>
+                <w:i w:val="0"/>
                 <w:sz w:val="18"/>
               </w:rPr>
               <w:t>从话语中提取的值或名称</w:t>
@@ -4105,6 +5221,7 @@
               <w:rPr>
                 <w:rFonts w:ascii="Microsoft YaHei" w:hAnsi="Microsoft YaHei" w:eastAsia="Microsoft YaHei"/>
                 <w:b w:val="0"/>
+                <w:i w:val="0"/>
                 <w:sz w:val="18"/>
               </w:rPr>
               <w:t>自然语言处理</w:t>
@@ -4131,6 +5248,7 @@
               <w:rPr>
                 <w:rFonts w:ascii="Microsoft YaHei" w:hAnsi="Microsoft YaHei" w:eastAsia="Microsoft YaHei"/>
                 <w:b w:val="0"/>
+                <w:i w:val="0"/>
                 <w:sz w:val="18"/>
               </w:rPr>
               <w:t>解释用户自然语言输入的功能区域</w:t>
@@ -4159,6 +5277,7 @@
               <w:rPr>
                 <w:rFonts w:ascii="Microsoft YaHei" w:hAnsi="Microsoft YaHei" w:eastAsia="Microsoft YaHei"/>
                 <w:b w:val="0"/>
+                <w:i w:val="0"/>
                 <w:sz w:val="18"/>
               </w:rPr>
               <w:t>学习</w:t>
@@ -4185,6 +5304,7 @@
               <w:rPr>
                 <w:rFonts w:ascii="Microsoft YaHei" w:hAnsi="Microsoft YaHei" w:eastAsia="Microsoft YaHei"/>
                 <w:b w:val="0"/>
+                <w:i w:val="0"/>
                 <w:sz w:val="18"/>
               </w:rPr>
               <w:t>反映注册数据以便引擎可以使用它的任务</w:t>
@@ -4213,6 +5333,7 @@
               <w:rPr>
                 <w:rFonts w:ascii="Microsoft YaHei" w:hAnsi="Microsoft YaHei" w:eastAsia="Microsoft YaHei"/>
                 <w:b w:val="0"/>
+                <w:i w:val="0"/>
                 <w:sz w:val="18"/>
               </w:rPr>
               <w:t>索引</w:t>
@@ -4239,6 +5360,7 @@
               <w:rPr>
                 <w:rFonts w:ascii="Microsoft YaHei" w:hAnsi="Microsoft YaHei" w:eastAsia="Microsoft YaHei"/>
                 <w:b w:val="0"/>
+                <w:i w:val="0"/>
                 <w:sz w:val="18"/>
               </w:rPr>
               <w:t>准备用于检索的数据搜索结构</w:t>
@@ -4267,6 +5389,7 @@
               <w:rPr>
                 <w:rFonts w:ascii="Microsoft YaHei" w:hAnsi="Microsoft YaHei" w:eastAsia="Microsoft YaHei"/>
                 <w:b w:val="0"/>
+                <w:i w:val="0"/>
                 <w:sz w:val="18"/>
               </w:rPr>
               <w:t>抹布</w:t>
@@ -4293,6 +5416,7 @@
               <w:rPr>
                 <w:rFonts w:ascii="Microsoft YaHei" w:hAnsi="Microsoft YaHei" w:eastAsia="Microsoft YaHei"/>
                 <w:b w:val="0"/>
+                <w:i w:val="0"/>
                 <w:sz w:val="18"/>
               </w:rPr>
               <w:t>如何结合使用检索到的知识和生成模型</w:t>
@@ -4313,7 +5437,7 @@
           <w:i w:val="0"/>
           <w:sz w:val="21"/>
         </w:rPr>
-        <w:t>相关文件</w:t>
+        <w:t>10. 实体与词典</w:t>
       </w:r>
     </w:p>
     <w:p>
@@ -4324,9 +5448,11 @@
       <w:r>
         <w:rPr>
           <w:rFonts w:ascii="Microsoft YaHei" w:hAnsi="Microsoft YaHei" w:eastAsia="Microsoft YaHei"/>
-          <w:sz w:val="21"/>
-        </w:rPr>
-        <w:t>[查看所有CGA手册](../README.md)</w:t>
+          <w:b w:val="0"/>
+          <w:i w:val="0"/>
+          <w:sz w:val="21"/>
+        </w:rPr>
+        <w:t>实体用于从用户话语中提取日期、地区、商品、订单号等值。</w:t>
       </w:r>
     </w:p>
     <w:p>
@@ -4337,9 +5463,11 @@
       <w:r>
         <w:rPr>
           <w:rFonts w:ascii="Microsoft YaHei" w:hAnsi="Microsoft YaHei" w:eastAsia="Microsoft YaHei"/>
-          <w:sz w:val="21"/>
-        </w:rPr>
-        <w:t>[CGA 入门](../cga-getting-started/README.md)</w:t>
+          <w:b w:val="0"/>
+          <w:i w:val="0"/>
+          <w:sz w:val="21"/>
+        </w:rPr>
+        <w:t>词典用于统一业务术语和同义词。修改后必须重新测试所有关联意图。</w:t>
       </w:r>
     </w:p>
     <w:p>
@@ -4350,9 +5478,390 @@
       <w:r>
         <w:rPr>
           <w:rFonts w:ascii="Microsoft YaHei" w:hAnsi="Microsoft YaHei" w:eastAsia="Microsoft YaHei"/>
-          <w:sz w:val="21"/>
-        </w:rPr>
-        <w:t>[CGA NLU使用指南](../cga-nlu-guide/README.md)</w:t>
+          <w:b w:val="0"/>
+          <w:i w:val="0"/>
+          <w:sz w:val="21"/>
+        </w:rPr>
+        <w:t>实体名称、代表表达式、变量以及所连接的对话流程应保持一致。</w:t>
+      </w:r>
+    </w:p>
+    <w:p>
+      <w:pPr>
+        <w:pStyle w:val="Heading1"/>
+      </w:pPr>
+      <w:r>
+        <w:rPr>
+          <w:rFonts w:ascii="Microsoft YaHei" w:hAnsi="Microsoft YaHei" w:eastAsia="Microsoft YaHei"/>
+          <w:b/>
+          <w:i w:val="0"/>
+          <w:sz w:val="21"/>
+        </w:rPr>
+        <w:t>11. 对话流程与模板</w:t>
+      </w:r>
+    </w:p>
+    <w:p>
+      <w:pPr>
+        <w:spacing w:after="80"/>
+        <w:ind w:left="360" w:hanging="288"/>
+      </w:pPr>
+      <w:r>
+        <w:rPr>
+          <w:rFonts w:ascii="Microsoft YaHei" w:hAnsi="Microsoft YaHei" w:eastAsia="Microsoft YaHei"/>
+          <w:b w:val="0"/>
+          <w:i w:val="0"/>
+          <w:sz w:val="21"/>
+        </w:rPr>
+        <w:t>1. 从意图开始确认第一个卡片。</w:t>
+      </w:r>
+    </w:p>
+    <w:p>
+      <w:pPr>
+        <w:spacing w:after="80"/>
+        <w:ind w:left="360" w:hanging="288"/>
+      </w:pPr>
+      <w:r>
+        <w:rPr>
+          <w:rFonts w:ascii="Microsoft YaHei" w:hAnsi="Microsoft YaHei" w:eastAsia="Microsoft YaHei"/>
+          <w:b w:val="0"/>
+          <w:i w:val="0"/>
+          <w:sz w:val="21"/>
+        </w:rPr>
+        <w:t>2. 连接回答、条件、API、变量和下一张卡片。</w:t>
+      </w:r>
+    </w:p>
+    <w:p>
+      <w:pPr>
+        <w:spacing w:after="80"/>
+        <w:ind w:left="360" w:hanging="288"/>
+      </w:pPr>
+      <w:r>
+        <w:rPr>
+          <w:rFonts w:ascii="Microsoft YaHei" w:hAnsi="Microsoft YaHei" w:eastAsia="Microsoft YaHei"/>
+          <w:b w:val="0"/>
+          <w:i w:val="0"/>
+          <w:sz w:val="21"/>
+        </w:rPr>
+        <w:t>3. 分别设计正常、异常和结束路径，并确认没有断开的卡片。</w:t>
+      </w:r>
+    </w:p>
+    <w:p>
+      <w:pPr>
+        <w:spacing w:after="80"/>
+        <w:ind w:left="360" w:hanging="288"/>
+      </w:pPr>
+      <w:r>
+        <w:rPr>
+          <w:rFonts w:ascii="Microsoft YaHei" w:hAnsi="Microsoft YaHei" w:eastAsia="Microsoft YaHei"/>
+          <w:b w:val="0"/>
+          <w:i w:val="0"/>
+          <w:sz w:val="21"/>
+        </w:rPr>
+        <w:t>4. 仅选择目标频道中已启用的模板，并在“机器人测试”和实际频道中确认渲染结果。</w:t>
+      </w:r>
+    </w:p>
+    <w:p>
+      <w:pPr>
+        <w:pStyle w:val="Heading1"/>
+      </w:pPr>
+      <w:r>
+        <w:rPr>
+          <w:rFonts w:ascii="Microsoft YaHei" w:hAnsi="Microsoft YaHei" w:eastAsia="Microsoft YaHei"/>
+          <w:b/>
+          <w:i w:val="0"/>
+          <w:sz w:val="21"/>
+        </w:rPr>
+        <w:t>12. API 管理与执行</w:t>
+      </w:r>
+    </w:p>
+    <w:p>
+      <w:pPr>
+        <w:pStyle w:val="ListBullet"/>
+        <w:spacing w:after="80"/>
+      </w:pPr>
+      <w:r>
+        <w:rPr>
+          <w:rFonts w:ascii="Microsoft YaHei" w:hAnsi="Microsoft YaHei" w:eastAsia="Microsoft YaHei"/>
+          <w:b w:val="0"/>
+          <w:i w:val="0"/>
+          <w:sz w:val="21"/>
+        </w:rPr>
+        <w:t>登记 API 名称、目标 Base URL、方法、认证、Header、Path、Query 和 Body。</w:t>
+      </w:r>
+    </w:p>
+    <w:p>
+      <w:pPr>
+        <w:pStyle w:val="ListBullet"/>
+        <w:spacing w:after="80"/>
+      </w:pPr>
+      <w:r>
+        <w:rPr>
+          <w:rFonts w:ascii="Microsoft YaHei" w:hAnsi="Microsoft YaHei" w:eastAsia="Microsoft YaHei"/>
+          <w:b w:val="0"/>
+          <w:i w:val="0"/>
+          <w:sz w:val="21"/>
+        </w:rPr>
+        <w:t>浏览器代码只调用同源路径；Docker 内部地址和认证信息只在服务器端使用。</w:t>
+      </w:r>
+    </w:p>
+    <w:p>
+      <w:pPr>
+        <w:pStyle w:val="ListBullet"/>
+        <w:spacing w:after="80"/>
+      </w:pPr>
+      <w:r>
+        <w:rPr>
+          <w:rFonts w:ascii="Microsoft YaHei" w:hAnsi="Microsoft YaHei" w:eastAsia="Microsoft YaHei"/>
+          <w:b w:val="0"/>
+          <w:i w:val="0"/>
+          <w:sz w:val="21"/>
+        </w:rPr>
+        <w:t xml:space="preserve">测试后在分析数据和 </w:t>
+      </w:r>
+      <w:r>
+        <w:rPr>
+          <w:rFonts w:ascii="Microsoft YaHei" w:hAnsi="Microsoft YaHei" w:eastAsia="Microsoft YaHei"/>
+          <w:b/>
+          <w:i w:val="0"/>
+          <w:sz w:val="21"/>
+        </w:rPr>
+        <w:t>Admin &gt; API 调用历史</w:t>
+      </w:r>
+      <w:r>
+        <w:rPr>
+          <w:rFonts w:ascii="Microsoft YaHei" w:hAnsi="Microsoft YaHei" w:eastAsia="Microsoft YaHei"/>
+          <w:b w:val="0"/>
+          <w:i w:val="0"/>
+          <w:sz w:val="21"/>
+        </w:rPr>
+        <w:t xml:space="preserve"> 中确认状态、延迟和失败原因。</w:t>
+      </w:r>
+    </w:p>
+    <w:p>
+      <w:pPr>
+        <w:pStyle w:val="Heading1"/>
+      </w:pPr>
+      <w:r>
+        <w:rPr>
+          <w:rFonts w:ascii="Microsoft YaHei" w:hAnsi="Microsoft YaHei" w:eastAsia="Microsoft YaHei"/>
+          <w:b/>
+          <w:i w:val="0"/>
+          <w:sz w:val="21"/>
+        </w:rPr>
+        <w:t>13. 机器人测试、评估、再训练与分析</w:t>
+      </w:r>
+    </w:p>
+    <w:p>
+      <w:pPr>
+        <w:pStyle w:val="ListBullet"/>
+        <w:spacing w:after="80"/>
+      </w:pPr>
+      <w:r>
+        <w:rPr>
+          <w:rFonts w:ascii="Microsoft YaHei" w:hAnsi="Microsoft YaHei" w:eastAsia="Microsoft YaHei"/>
+          <w:b w:val="0"/>
+          <w:i w:val="0"/>
+          <w:sz w:val="21"/>
+        </w:rPr>
+        <w:t>在“机器人测试”中同时确认回答和分析面板：应用阶段、Score、实体、变量、对话卡片和最终回答。</w:t>
+      </w:r>
+    </w:p>
+    <w:p>
+      <w:pPr>
+        <w:pStyle w:val="ListBullet"/>
+        <w:spacing w:after="80"/>
+      </w:pPr>
+      <w:r>
+        <w:rPr>
+          <w:rFonts w:ascii="Microsoft YaHei" w:hAnsi="Microsoft YaHei" w:eastAsia="Microsoft YaHei"/>
+          <w:b w:val="0"/>
+          <w:i w:val="0"/>
+          <w:sz w:val="21"/>
+        </w:rPr>
+        <w:t>在“评估”中使用同一基准数据检查误分类句、低 Score 句和相似意图冲突。</w:t>
+      </w:r>
+    </w:p>
+    <w:p>
+      <w:pPr>
+        <w:pStyle w:val="ListBullet"/>
+        <w:spacing w:after="80"/>
+      </w:pPr>
+      <w:r>
+        <w:rPr>
+          <w:rFonts w:ascii="Microsoft YaHei" w:hAnsi="Microsoft YaHei" w:eastAsia="Microsoft YaHei"/>
+          <w:b w:val="0"/>
+          <w:i w:val="0"/>
+          <w:sz w:val="21"/>
+        </w:rPr>
+        <w:t>在“再训练”中只反映已经确认的句子，并在学习历史中确认处理结果。</w:t>
+      </w:r>
+    </w:p>
+    <w:p>
+      <w:pPr>
+        <w:pStyle w:val="ListBullet"/>
+        <w:spacing w:after="80"/>
+      </w:pPr>
+      <w:r>
+        <w:rPr>
+          <w:rFonts w:ascii="Microsoft YaHei" w:hAnsi="Microsoft YaHei" w:eastAsia="Microsoft YaHei"/>
+          <w:b w:val="0"/>
+          <w:i w:val="0"/>
+          <w:sz w:val="21"/>
+        </w:rPr>
+        <w:t>在“分析”中先区分无数据、过滤条件错误和采集异常，再决定是否修改模型。</w:t>
+      </w:r>
+    </w:p>
+    <w:p>
+      <w:pPr>
+        <w:pStyle w:val="Heading1"/>
+      </w:pPr>
+      <w:r>
+        <w:rPr>
+          <w:rFonts w:ascii="Microsoft YaHei" w:hAnsi="Microsoft YaHei" w:eastAsia="Microsoft YaHei"/>
+          <w:b/>
+          <w:i w:val="0"/>
+          <w:sz w:val="21"/>
+        </w:rPr>
+        <w:t>14. 系统管理与运营仪表板</w:t>
+      </w:r>
+    </w:p>
+    <w:p>
+      <w:pPr>
+        <w:pStyle w:val="ListBullet"/>
+        <w:spacing w:after="80"/>
+      </w:pPr>
+      <w:r>
+        <w:rPr>
+          <w:rFonts w:ascii="Microsoft YaHei" w:hAnsi="Microsoft YaHei" w:eastAsia="Microsoft YaHei"/>
+          <w:b w:val="0"/>
+          <w:i w:val="0"/>
+          <w:sz w:val="21"/>
+        </w:rPr>
+        <w:t>在 Admin 中管理用户、组、角色、频道、Botstation 连接、模板、许可证和多语言系统消息。</w:t>
+      </w:r>
+    </w:p>
+    <w:p>
+      <w:pPr>
+        <w:pStyle w:val="ListBullet"/>
+        <w:spacing w:after="80"/>
+      </w:pPr>
+      <w:r>
+        <w:rPr>
+          <w:rFonts w:ascii="Microsoft YaHei" w:hAnsi="Microsoft YaHei" w:eastAsia="Microsoft YaHei"/>
+          <w:b w:val="0"/>
+          <w:i w:val="0"/>
+          <w:sz w:val="21"/>
+        </w:rPr>
+        <w:t>运营仪表板显示 API/DB、缓存、响应延迟、错误、编辑锁、DB 分离、ML GPU 和 Semantic GPU 状态。</w:t>
+      </w:r>
+    </w:p>
+    <w:p>
+      <w:pPr>
+        <w:pStyle w:val="ListBullet"/>
+        <w:spacing w:after="80"/>
+      </w:pPr>
+      <w:r>
+        <w:rPr>
+          <w:rFonts w:ascii="Microsoft YaHei" w:hAnsi="Microsoft YaHei" w:eastAsia="Microsoft YaHei"/>
+          <w:b w:val="0"/>
+          <w:i w:val="0"/>
+          <w:sz w:val="21"/>
+        </w:rPr>
+        <w:t>通过历史页面追踪机器人、版本、语言、话语、频道、请求时间和结果，且不得暴露认证信息和个人信息。</w:t>
+      </w:r>
+    </w:p>
+    <w:p>
+      <w:pPr>
+        <w:pStyle w:val="Heading1"/>
+      </w:pPr>
+      <w:r>
+        <w:rPr>
+          <w:rFonts w:ascii="Microsoft YaHei" w:hAnsi="Microsoft YaHei" w:eastAsia="Microsoft YaHei"/>
+          <w:b/>
+          <w:i w:val="0"/>
+          <w:sz w:val="21"/>
+        </w:rPr>
+        <w:t>15. 运营检查表与示例流程</w:t>
+      </w:r>
+    </w:p>
+    <w:p>
+      <w:r>
+        <w:rPr>
+          <w:rFonts w:ascii="Microsoft YaHei" w:hAnsi="Microsoft YaHei" w:eastAsia="Microsoft YaHei"/>
+          <w:b w:val="0"/>
+          <w:i w:val="0"/>
+          <w:sz w:val="21"/>
+        </w:rPr>
+        <w:t>变更前记录机器人 UUID、版本、语言、运营版本、影响资产、基准话语和连接频道。变更后确认保存、学习/索引、机器人测试、评估、分析、对话/API/Queue 历史和实际频道。</w:t>
+      </w:r>
+    </w:p>
+    <w:p>
+      <w:r>
+        <w:rPr>
+          <w:rFonts w:ascii="Microsoft YaHei" w:hAnsi="Microsoft YaHei" w:eastAsia="Microsoft YaHei"/>
+          <w:b w:val="0"/>
+          <w:i w:val="0"/>
+          <w:sz w:val="21"/>
+        </w:rPr>
+        <w:t>示例：创建配送咨询机器人，添加配送日程和当前状态意图，登记多语言话语及订单号实体，连接 API 卡片，执行学习或索引，测试代表、边界话语，并只将已确认的失败案例用于再训练。</w:t>
+      </w:r>
+    </w:p>
+    <w:p>
+      <w:pPr>
+        <w:pStyle w:val="Heading1"/>
+      </w:pPr>
+      <w:r>
+        <w:rPr>
+          <w:rFonts w:ascii="Microsoft YaHei" w:hAnsi="Microsoft YaHei" w:eastAsia="Microsoft YaHei"/>
+          <w:b/>
+          <w:i w:val="0"/>
+          <w:sz w:val="21"/>
+        </w:rPr>
+        <w:t>相关文件</w:t>
+      </w:r>
+    </w:p>
+    <w:p>
+      <w:pPr>
+        <w:pStyle w:val="ListBullet"/>
+        <w:spacing w:after="80"/>
+      </w:pPr>
+      <w:r>
+        <w:rPr>
+          <w:rFonts w:ascii="Microsoft YaHei" w:hAnsi="Microsoft YaHei" w:eastAsia="Microsoft YaHei"/>
+          <w:b w:val="0"/>
+          <w:i w:val="0"/>
+          <w:sz w:val="21"/>
+        </w:rPr>
+        <w:t>查看所有CGA手册</w:t>
+      </w:r>
+    </w:p>
+    <w:p>
+      <w:pPr>
+        <w:pStyle w:val="ListBullet"/>
+        <w:spacing w:after="80"/>
+      </w:pPr>
+      <w:r>
+        <w:rPr>
+          <w:rFonts w:ascii="Microsoft YaHei" w:hAnsi="Microsoft YaHei" w:eastAsia="Microsoft YaHei"/>
+          <w:b w:val="0"/>
+          <w:i w:val="0"/>
+          <w:sz w:val="21"/>
+        </w:rPr>
+        <w:t>CGA 入门</w:t>
+      </w:r>
+    </w:p>
+    <w:p>
+      <w:pPr>
+        <w:pStyle w:val="ListBullet"/>
+        <w:spacing w:after="80"/>
+      </w:pPr>
+      <w:r>
+        <w:rPr>
+          <w:rFonts w:ascii="Microsoft YaHei" w:hAnsi="Microsoft YaHei" w:eastAsia="Microsoft YaHei"/>
+          <w:b w:val="0"/>
+          <w:i w:val="0"/>
+          <w:sz w:val="21"/>
+        </w:rPr>
+        <w:t>CGA NLU使用指南</w:t>
       </w:r>
     </w:p>
     <w:sectPr>
